--- a/notes/visualization_concepts.docx
+++ b/notes/visualization_concepts.docx
@@ -82,7 +82,7 @@
           <w:szCs w:val="26"/>
         </w:rPr>
         <w:drawing>
-          <wp:anchor distT="0" distB="0" distL="114300" distR="114300" simplePos="0" relativeHeight="251659264" behindDoc="0" locked="0" layoutInCell="1" allowOverlap="1" wp14:anchorId="24E53767" wp14:editId="0E470A68">
+          <wp:anchor distT="0" distB="0" distL="114300" distR="114300" simplePos="0" relativeHeight="251659264" behindDoc="0" locked="0" layoutInCell="1" allowOverlap="1" wp14:anchorId="24E53767" wp14:editId="6C27EB1A">
             <wp:simplePos x="0" y="0"/>
             <wp:positionH relativeFrom="column">
               <wp:posOffset>-358140</wp:posOffset>
@@ -146,7 +146,7 @@
           <w:szCs w:val="26"/>
         </w:rPr>
         <w:drawing>
-          <wp:anchor distT="0" distB="0" distL="114300" distR="114300" simplePos="0" relativeHeight="251660288" behindDoc="0" locked="0" layoutInCell="1" allowOverlap="1" wp14:anchorId="63BC336D" wp14:editId="4FE7E4F2">
+          <wp:anchor distT="0" distB="0" distL="114300" distR="114300" simplePos="0" relativeHeight="251660288" behindDoc="0" locked="0" layoutInCell="1" allowOverlap="1" wp14:anchorId="63BC336D" wp14:editId="030B8632">
             <wp:simplePos x="0" y="0"/>
             <wp:positionH relativeFrom="column">
               <wp:posOffset>4030980</wp:posOffset>
@@ -578,7 +578,6 @@
         <w:t xml:space="preserve"> import </w:t>
       </w:r>
       <w:proofErr w:type="spellStart"/>
-      <w:proofErr w:type="gramStart"/>
       <w:r>
         <w:rPr>
           <w:rFonts w:ascii="Times New Roman" w:hAnsi="Times New Roman" w:cs="Times New Roman"/>
@@ -588,7 +587,6 @@
         <w:t>matplotlib.pyplot</w:t>
       </w:r>
       <w:proofErr w:type="spellEnd"/>
-      <w:proofErr w:type="gramEnd"/>
       <w:r>
         <w:rPr>
           <w:rFonts w:ascii="Times New Roman" w:hAnsi="Times New Roman" w:cs="Times New Roman"/>
@@ -656,7 +654,6 @@
         </w:rPr>
       </w:pPr>
       <w:proofErr w:type="spellStart"/>
-      <w:proofErr w:type="gramStart"/>
       <w:r>
         <w:rPr>
           <w:rFonts w:ascii="Times New Roman" w:hAnsi="Times New Roman" w:cs="Times New Roman"/>
@@ -668,7 +665,6 @@
         <w:t>plt.plot</w:t>
       </w:r>
       <w:proofErr w:type="spellEnd"/>
-      <w:proofErr w:type="gramEnd"/>
       <w:r>
         <w:rPr>
           <w:rFonts w:ascii="Times New Roman" w:hAnsi="Times New Roman" w:cs="Times New Roman"/>
@@ -698,7 +694,6 @@
         </w:rPr>
       </w:pPr>
       <w:proofErr w:type="spellStart"/>
-      <w:proofErr w:type="gramStart"/>
       <w:r>
         <w:rPr>
           <w:rFonts w:ascii="Times New Roman" w:eastAsia="Times New Roman" w:hAnsi="Times New Roman" w:cs="Times New Roman"/>
@@ -711,7 +706,6 @@
         <w:t>plt.plot</w:t>
       </w:r>
       <w:proofErr w:type="spellEnd"/>
-      <w:proofErr w:type="gramEnd"/>
       <w:r>
         <w:rPr>
           <w:rFonts w:ascii="Times New Roman" w:eastAsia="Times New Roman" w:hAnsi="Times New Roman" w:cs="Times New Roman"/>
@@ -769,18 +763,7 @@
           <w:lang w:eastAsia="en-IN" w:bidi="hi-IN"/>
           <w14:ligatures w14:val="none"/>
         </w:rPr>
-        <w:t>, marker = 0</w:t>
-      </w:r>
-      <w:r>
-        <w:rPr>
-          <w:rFonts w:ascii="Times New Roman" w:eastAsia="Times New Roman" w:hAnsi="Times New Roman" w:cs="Times New Roman"/>
-          <w:kern w:val="0"/>
-          <w:sz w:val="26"/>
-          <w:szCs w:val="26"/>
-          <w:lang w:eastAsia="en-IN" w:bidi="hi-IN"/>
-          <w14:ligatures w14:val="none"/>
-        </w:rPr>
-        <w:t>)</w:t>
+        <w:t>, marker = 0)</w:t>
       </w:r>
     </w:p>
     <w:p>
@@ -915,29 +898,7 @@
           <w:lang w:eastAsia="en-IN" w:bidi="hi-IN"/>
           <w14:ligatures w14:val="none"/>
         </w:rPr>
-        <w:t xml:space="preserve">marker = 0 </w:t>
-      </w:r>
-      <w:r>
-        <w:rPr>
-          <w:rFonts w:ascii="Times New Roman" w:eastAsia="Times New Roman" w:hAnsi="Times New Roman" w:cs="Times New Roman"/>
-          <w:kern w:val="0"/>
-          <w:sz w:val="26"/>
-          <w:szCs w:val="26"/>
-          <w:lang w:eastAsia="en-IN" w:bidi="hi-IN"/>
-          <w14:ligatures w14:val="none"/>
-        </w:rPr>
-        <w:t>→</w:t>
-      </w:r>
-      <w:r>
-        <w:rPr>
-          <w:rFonts w:ascii="Times New Roman" w:eastAsia="Times New Roman" w:hAnsi="Times New Roman" w:cs="Times New Roman"/>
-          <w:kern w:val="0"/>
-          <w:sz w:val="26"/>
-          <w:szCs w:val="26"/>
-          <w:lang w:eastAsia="en-IN" w:bidi="hi-IN"/>
-          <w14:ligatures w14:val="none"/>
-        </w:rPr>
-        <w:t xml:space="preserve"> adds a circular marker at each point</w:t>
+        <w:t>marker = 0 → adds a circular marker at each point</w:t>
       </w:r>
     </w:p>
     <w:p>
@@ -967,7 +928,6 @@
         </w:rPr>
       </w:pPr>
       <w:proofErr w:type="spellStart"/>
-      <w:proofErr w:type="gramStart"/>
       <w:r>
         <w:rPr>
           <w:rFonts w:ascii="Times New Roman" w:hAnsi="Times New Roman" w:cs="Times New Roman"/>
@@ -987,18 +947,7 @@
           <w:sz w:val="26"/>
           <w:szCs w:val="26"/>
         </w:rPr>
-        <w:t>(</w:t>
-      </w:r>
-      <w:proofErr w:type="gramEnd"/>
-      <w:r>
-        <w:rPr>
-          <w:rFonts w:ascii="Times New Roman" w:hAnsi="Times New Roman" w:cs="Times New Roman"/>
-          <w:b/>
-          <w:bCs/>
-          <w:sz w:val="26"/>
-          <w:szCs w:val="26"/>
-        </w:rPr>
-        <w:t>)</w:t>
+        <w:t>()</w:t>
       </w:r>
       <w:r>
         <w:rPr>
@@ -1134,7 +1083,6 @@
         </w:rPr>
       </w:pPr>
       <w:proofErr w:type="spellStart"/>
-      <w:proofErr w:type="gramStart"/>
       <w:r>
         <w:rPr>
           <w:rFonts w:ascii="Times New Roman" w:hAnsi="Times New Roman" w:cs="Times New Roman"/>
@@ -1146,7 +1094,6 @@
         <w:t>plt.scatter</w:t>
       </w:r>
       <w:proofErr w:type="spellEnd"/>
-      <w:proofErr w:type="gramEnd"/>
       <w:r>
         <w:rPr>
           <w:rFonts w:ascii="Times New Roman" w:hAnsi="Times New Roman" w:cs="Times New Roman"/>
@@ -1319,25 +1266,7 @@
           <w:sz w:val="26"/>
           <w:szCs w:val="26"/>
         </w:rPr>
-        <w:t xml:space="preserve">Advertising </w:t>
-      </w:r>
-      <w:proofErr w:type="gramStart"/>
-      <w:r>
-        <w:rPr>
-          <w:rFonts w:ascii="Times New Roman" w:hAnsi="Times New Roman" w:cs="Times New Roman"/>
-          <w:sz w:val="26"/>
-          <w:szCs w:val="26"/>
-        </w:rPr>
-        <w:t>spend</w:t>
-      </w:r>
-      <w:proofErr w:type="gramEnd"/>
-      <w:r>
-        <w:rPr>
-          <w:rFonts w:ascii="Times New Roman" w:hAnsi="Times New Roman" w:cs="Times New Roman"/>
-          <w:sz w:val="26"/>
-          <w:szCs w:val="26"/>
-        </w:rPr>
-        <w:t xml:space="preserve"> vs sales</w:t>
+        <w:t>Advertising spend vs sales</w:t>
       </w:r>
     </w:p>
     <w:p>
@@ -1363,7 +1292,6 @@
         </w:rPr>
       </w:pPr>
       <w:proofErr w:type="spellStart"/>
-      <w:proofErr w:type="gramStart"/>
       <w:r>
         <w:rPr>
           <w:rFonts w:ascii="Times New Roman" w:hAnsi="Times New Roman" w:cs="Times New Roman"/>
@@ -1375,7 +1303,6 @@
         <w:t>plt.hist</w:t>
       </w:r>
       <w:proofErr w:type="spellEnd"/>
-      <w:proofErr w:type="gramEnd"/>
       <w:r>
         <w:rPr>
           <w:rFonts w:ascii="Times New Roman" w:hAnsi="Times New Roman" w:cs="Times New Roman"/>
@@ -1400,23 +1327,7 @@
           <w:sz w:val="26"/>
           <w:szCs w:val="26"/>
         </w:rPr>
-        <w:t xml:space="preserve">. </w:t>
-      </w:r>
-      <w:r>
-        <w:rPr>
-          <w:rFonts w:ascii="Times New Roman" w:hAnsi="Times New Roman" w:cs="Times New Roman"/>
-          <w:sz w:val="26"/>
-          <w:szCs w:val="26"/>
-        </w:rPr>
-        <w:t>A histogram shows how values are distributed.</w:t>
-      </w:r>
-      <w:r>
-        <w:rPr>
-          <w:rFonts w:ascii="Times New Roman" w:hAnsi="Times New Roman" w:cs="Times New Roman"/>
-          <w:sz w:val="26"/>
-          <w:szCs w:val="26"/>
-        </w:rPr>
-        <w:t xml:space="preserve"> </w:t>
+        <w:t xml:space="preserve">. A histogram shows how values are distributed. </w:t>
       </w:r>
       <w:r>
         <w:rPr>
@@ -1518,7 +1429,6 @@
         </w:rPr>
       </w:pPr>
       <w:proofErr w:type="spellStart"/>
-      <w:proofErr w:type="gramStart"/>
       <w:r>
         <w:rPr>
           <w:rFonts w:ascii="Times New Roman" w:hAnsi="Times New Roman" w:cs="Times New Roman"/>
@@ -1530,7 +1440,6 @@
         <w:t>plt.show</w:t>
       </w:r>
       <w:proofErr w:type="spellEnd"/>
-      <w:proofErr w:type="gramEnd"/>
       <w:r>
         <w:rPr>
           <w:rFonts w:ascii="Times New Roman" w:hAnsi="Times New Roman" w:cs="Times New Roman"/>
@@ -1715,7 +1624,6 @@
               </w:rPr>
             </w:pPr>
             <w:proofErr w:type="spellStart"/>
-            <w:proofErr w:type="gramStart"/>
             <w:r>
               <w:rPr>
                 <w:rFonts w:ascii="Times New Roman" w:hAnsi="Times New Roman" w:cs="Times New Roman"/>
@@ -1727,7 +1635,6 @@
               <w:t>plt.title</w:t>
             </w:r>
             <w:proofErr w:type="spellEnd"/>
-            <w:proofErr w:type="gramEnd"/>
             <w:r>
               <w:rPr>
                 <w:rFonts w:ascii="Times New Roman" w:hAnsi="Times New Roman" w:cs="Times New Roman"/>
@@ -1786,7 +1693,6 @@
               </w:rPr>
             </w:pPr>
             <w:proofErr w:type="spellStart"/>
-            <w:proofErr w:type="gramStart"/>
             <w:r>
               <w:rPr>
                 <w:rFonts w:ascii="Times New Roman" w:hAnsi="Times New Roman" w:cs="Times New Roman"/>
@@ -1798,7 +1704,6 @@
               <w:t>plt.xlabel</w:t>
             </w:r>
             <w:proofErr w:type="spellEnd"/>
-            <w:proofErr w:type="gramEnd"/>
             <w:r>
               <w:rPr>
                 <w:rFonts w:ascii="Times New Roman" w:hAnsi="Times New Roman" w:cs="Times New Roman"/>
@@ -1857,7 +1762,6 @@
               </w:rPr>
             </w:pPr>
             <w:proofErr w:type="spellStart"/>
-            <w:proofErr w:type="gramStart"/>
             <w:r>
               <w:rPr>
                 <w:rFonts w:ascii="Times New Roman" w:hAnsi="Times New Roman" w:cs="Times New Roman"/>
@@ -1869,7 +1773,6 @@
               <w:t>plt.ylabel</w:t>
             </w:r>
             <w:proofErr w:type="spellEnd"/>
-            <w:proofErr w:type="gramEnd"/>
             <w:r>
               <w:rPr>
                 <w:rFonts w:ascii="Times New Roman" w:hAnsi="Times New Roman" w:cs="Times New Roman"/>
@@ -1938,7 +1841,6 @@
         <w:t xml:space="preserve">1. </w:t>
       </w:r>
       <w:proofErr w:type="spellStart"/>
-      <w:proofErr w:type="gramStart"/>
       <w:r>
         <w:rPr>
           <w:rFonts w:ascii="Times New Roman" w:hAnsi="Times New Roman" w:cs="Times New Roman"/>
@@ -1950,7 +1852,6 @@
         <w:t>plt.legend</w:t>
       </w:r>
       <w:proofErr w:type="spellEnd"/>
-      <w:proofErr w:type="gramEnd"/>
       <w:r>
         <w:rPr>
           <w:rFonts w:ascii="Times New Roman" w:hAnsi="Times New Roman" w:cs="Times New Roman"/>
@@ -1986,15 +1887,7 @@
           <w:sz w:val="26"/>
           <w:szCs w:val="26"/>
         </w:rPr>
-        <w:t xml:space="preserve"> Shows what each line, bar, or set of points represents.</w:t>
-      </w:r>
-      <w:r>
-        <w:rPr>
-          <w:rFonts w:ascii="Times New Roman" w:hAnsi="Times New Roman" w:cs="Times New Roman"/>
-          <w:sz w:val="26"/>
-          <w:szCs w:val="26"/>
-        </w:rPr>
-        <w:t xml:space="preserve"> In the same chart if we have two graphs, two different curves.</w:t>
+        <w:t xml:space="preserve"> Shows what each line, bar, or set of points represents. In the same chart if we have two graphs, two different curves.</w:t>
       </w:r>
     </w:p>
     <w:p>
@@ -2035,7 +1928,6 @@
         <w:t xml:space="preserve">2. </w:t>
       </w:r>
       <w:proofErr w:type="spellStart"/>
-      <w:proofErr w:type="gramStart"/>
       <w:r>
         <w:rPr>
           <w:rFonts w:ascii="Times New Roman" w:hAnsi="Times New Roman" w:cs="Times New Roman"/>
@@ -2047,7 +1939,6 @@
         <w:t>plt.grid</w:t>
       </w:r>
       <w:proofErr w:type="spellEnd"/>
-      <w:proofErr w:type="gramEnd"/>
       <w:r>
         <w:rPr>
           <w:rFonts w:ascii="Times New Roman" w:hAnsi="Times New Roman" w:cs="Times New Roman"/>
@@ -2124,7 +2015,6 @@
         <w:t xml:space="preserve">3. </w:t>
       </w:r>
       <w:proofErr w:type="spellStart"/>
-      <w:proofErr w:type="gramStart"/>
       <w:r>
         <w:rPr>
           <w:rFonts w:ascii="Times New Roman" w:hAnsi="Times New Roman" w:cs="Times New Roman"/>
@@ -2136,7 +2026,6 @@
         <w:t>plt.xlim</w:t>
       </w:r>
       <w:proofErr w:type="spellEnd"/>
-      <w:proofErr w:type="gramEnd"/>
       <w:r>
         <w:rPr>
           <w:rFonts w:ascii="Times New Roman" w:hAnsi="Times New Roman" w:cs="Times New Roman"/>
@@ -2189,23 +2078,7 @@
           <w:sz w:val="26"/>
           <w:szCs w:val="26"/>
         </w:rPr>
-        <w:t>Suppose your data goes from 0 to 100 but you're only interested in 20–50.</w:t>
-      </w:r>
-      <w:r>
-        <w:rPr>
-          <w:rFonts w:ascii="Times New Roman" w:hAnsi="Times New Roman" w:cs="Times New Roman"/>
-          <w:sz w:val="26"/>
-          <w:szCs w:val="26"/>
-        </w:rPr>
-        <w:t xml:space="preserve"> </w:t>
-      </w:r>
-      <w:r>
-        <w:rPr>
-          <w:rFonts w:ascii="Times New Roman" w:hAnsi="Times New Roman" w:cs="Times New Roman"/>
-          <w:sz w:val="26"/>
-          <w:szCs w:val="26"/>
-        </w:rPr>
-        <w:t xml:space="preserve">Think of it as </w:t>
+        <w:t xml:space="preserve">Suppose your data goes from 0 to 100 but you're only interested in 20–50. Think of it as </w:t>
       </w:r>
       <w:r>
         <w:rPr>
@@ -2247,7 +2120,6 @@
         <w:t xml:space="preserve">4. </w:t>
       </w:r>
       <w:proofErr w:type="spellStart"/>
-      <w:proofErr w:type="gramStart"/>
       <w:r>
         <w:rPr>
           <w:rFonts w:ascii="Times New Roman" w:hAnsi="Times New Roman" w:cs="Times New Roman"/>
@@ -2259,7 +2131,6 @@
         <w:t>plt.ylim</w:t>
       </w:r>
       <w:proofErr w:type="spellEnd"/>
-      <w:proofErr w:type="gramEnd"/>
       <w:r>
         <w:rPr>
           <w:rFonts w:ascii="Times New Roman" w:hAnsi="Times New Roman" w:cs="Times New Roman"/>
@@ -2295,23 +2166,7 @@
           <w:sz w:val="26"/>
           <w:szCs w:val="26"/>
         </w:rPr>
-        <w:t xml:space="preserve"> Controls which part of the y-axis is visible.</w:t>
-      </w:r>
-      <w:r>
-        <w:rPr>
-          <w:rFonts w:ascii="Times New Roman" w:hAnsi="Times New Roman" w:cs="Times New Roman"/>
-          <w:sz w:val="26"/>
-          <w:szCs w:val="26"/>
-        </w:rPr>
-        <w:t xml:space="preserve"> </w:t>
-      </w:r>
-      <w:r>
-        <w:rPr>
-          <w:rFonts w:ascii="Times New Roman" w:hAnsi="Times New Roman" w:cs="Times New Roman"/>
-          <w:sz w:val="26"/>
-          <w:szCs w:val="26"/>
-        </w:rPr>
-        <w:t xml:space="preserve">Think of it as </w:t>
+        <w:t xml:space="preserve"> Controls which part of the y-axis is visible. Think of it as </w:t>
       </w:r>
       <w:r>
         <w:rPr>
@@ -2437,7 +2292,6 @@
         <w:t xml:space="preserve">5. </w:t>
       </w:r>
       <w:proofErr w:type="spellStart"/>
-      <w:proofErr w:type="gramStart"/>
       <w:r>
         <w:rPr>
           <w:rFonts w:ascii="Times New Roman" w:hAnsi="Times New Roman" w:cs="Times New Roman"/>
@@ -2449,7 +2303,6 @@
         <w:t>plt.figure</w:t>
       </w:r>
       <w:proofErr w:type="spellEnd"/>
-      <w:proofErr w:type="gramEnd"/>
       <w:r>
         <w:rPr>
           <w:rFonts w:ascii="Times New Roman" w:hAnsi="Times New Roman" w:cs="Times New Roman"/>
@@ -2497,7 +2350,6 @@
         </w:rPr>
       </w:pPr>
       <w:proofErr w:type="spellStart"/>
-      <w:proofErr w:type="gramStart"/>
       <w:r>
         <w:rPr>
           <w:rFonts w:ascii="Times New Roman" w:hAnsi="Times New Roman" w:cs="Times New Roman"/>
@@ -2507,7 +2359,6 @@
         <w:t>plt.figure</w:t>
       </w:r>
       <w:proofErr w:type="spellEnd"/>
-      <w:proofErr w:type="gramEnd"/>
       <w:r>
         <w:rPr>
           <w:rFonts w:ascii="Times New Roman" w:hAnsi="Times New Roman" w:cs="Times New Roman"/>
@@ -2526,23 +2377,13 @@
         <w:t>figsize</w:t>
       </w:r>
       <w:proofErr w:type="spellEnd"/>
-      <w:proofErr w:type="gramStart"/>
-      <w:r>
-        <w:rPr>
-          <w:rFonts w:ascii="Times New Roman" w:hAnsi="Times New Roman" w:cs="Times New Roman"/>
-          <w:sz w:val="26"/>
-          <w:szCs w:val="26"/>
-        </w:rPr>
-        <w:t>=(</w:t>
-      </w:r>
-      <w:proofErr w:type="gramEnd"/>
-      <w:r>
-        <w:rPr>
-          <w:rFonts w:ascii="Times New Roman" w:hAnsi="Times New Roman" w:cs="Times New Roman"/>
-          <w:sz w:val="26"/>
-          <w:szCs w:val="26"/>
-        </w:rPr>
-        <w:t>8, 4))</w:t>
+      <w:r>
+        <w:rPr>
+          <w:rFonts w:ascii="Times New Roman" w:hAnsi="Times New Roman" w:cs="Times New Roman"/>
+          <w:sz w:val="26"/>
+          <w:szCs w:val="26"/>
+        </w:rPr>
+        <w:t>=(8, 4))</w:t>
       </w:r>
     </w:p>
     <w:p>
@@ -2626,7 +2467,6 @@
         <w:t xml:space="preserve">6. </w:t>
       </w:r>
       <w:proofErr w:type="spellStart"/>
-      <w:proofErr w:type="gramStart"/>
       <w:r>
         <w:rPr>
           <w:rFonts w:ascii="Times New Roman" w:hAnsi="Times New Roman" w:cs="Times New Roman"/>
@@ -2638,7 +2478,6 @@
         <w:t>plt.subplot</w:t>
       </w:r>
       <w:proofErr w:type="spellEnd"/>
-      <w:proofErr w:type="gramEnd"/>
       <w:r>
         <w:rPr>
           <w:rFonts w:ascii="Times New Roman" w:hAnsi="Times New Roman" w:cs="Times New Roman"/>
@@ -2674,23 +2513,7 @@
           <w:sz w:val="26"/>
           <w:szCs w:val="26"/>
         </w:rPr>
-        <w:t xml:space="preserve"> Places multiple graphs inside one figure.</w:t>
-      </w:r>
-      <w:r>
-        <w:rPr>
-          <w:rFonts w:ascii="Times New Roman" w:hAnsi="Times New Roman" w:cs="Times New Roman"/>
-          <w:sz w:val="26"/>
-          <w:szCs w:val="26"/>
-        </w:rPr>
-        <w:t xml:space="preserve"> </w:t>
-      </w:r>
-      <w:r>
-        <w:rPr>
-          <w:rFonts w:ascii="Times New Roman" w:hAnsi="Times New Roman" w:cs="Times New Roman"/>
-          <w:sz w:val="26"/>
-          <w:szCs w:val="26"/>
-        </w:rPr>
-        <w:t>Useful when comparing multiple visualizations.</w:t>
+        <w:t xml:space="preserve"> Places multiple graphs inside one figure. Useful when comparing multiple visualizations.</w:t>
       </w:r>
     </w:p>
     <w:p>
@@ -2702,7 +2525,6 @@
         </w:rPr>
       </w:pPr>
       <w:proofErr w:type="spellStart"/>
-      <w:proofErr w:type="gramStart"/>
       <w:r>
         <w:rPr>
           <w:rFonts w:ascii="Times New Roman" w:hAnsi="Times New Roman" w:cs="Times New Roman"/>
@@ -2712,7 +2534,6 @@
         <w:t>plt.subplot</w:t>
       </w:r>
       <w:proofErr w:type="spellEnd"/>
-      <w:proofErr w:type="gramEnd"/>
       <w:r>
         <w:rPr>
           <w:rFonts w:ascii="Times New Roman" w:hAnsi="Times New Roman" w:cs="Times New Roman"/>
@@ -2730,7 +2551,6 @@
         <w:br/>
       </w:r>
       <w:proofErr w:type="spellStart"/>
-      <w:proofErr w:type="gramStart"/>
       <w:r>
         <w:rPr>
           <w:rFonts w:ascii="Times New Roman" w:hAnsi="Times New Roman" w:cs="Times New Roman"/>
@@ -2740,7 +2560,6 @@
         <w:t>plt.plot</w:t>
       </w:r>
       <w:proofErr w:type="spellEnd"/>
-      <w:proofErr w:type="gramEnd"/>
       <w:r>
         <w:rPr>
           <w:rFonts w:ascii="Times New Roman" w:hAnsi="Times New Roman" w:cs="Times New Roman"/>
@@ -2766,7 +2585,6 @@
         <w:br/>
       </w:r>
       <w:proofErr w:type="spellStart"/>
-      <w:proofErr w:type="gramStart"/>
       <w:r>
         <w:rPr>
           <w:rFonts w:ascii="Times New Roman" w:hAnsi="Times New Roman" w:cs="Times New Roman"/>
@@ -2776,7 +2594,6 @@
         <w:t>plt.subplot</w:t>
       </w:r>
       <w:proofErr w:type="spellEnd"/>
-      <w:proofErr w:type="gramEnd"/>
       <w:r>
         <w:rPr>
           <w:rFonts w:ascii="Times New Roman" w:hAnsi="Times New Roman" w:cs="Times New Roman"/>
@@ -2794,7 +2611,6 @@
         <w:br/>
       </w:r>
       <w:proofErr w:type="spellStart"/>
-      <w:proofErr w:type="gramStart"/>
       <w:r>
         <w:rPr>
           <w:rFonts w:ascii="Times New Roman" w:hAnsi="Times New Roman" w:cs="Times New Roman"/>
@@ -2810,16 +2626,7 @@
           <w:sz w:val="26"/>
           <w:szCs w:val="26"/>
         </w:rPr>
-        <w:t>(</w:t>
-      </w:r>
-      <w:proofErr w:type="gramEnd"/>
-      <w:r>
-        <w:rPr>
-          <w:rFonts w:ascii="Times New Roman" w:hAnsi="Times New Roman" w:cs="Times New Roman"/>
-          <w:sz w:val="26"/>
-          <w:szCs w:val="26"/>
-        </w:rPr>
-        <w:t>[1,2,3], [2,4,6])</w:t>
+        <w:t>([1,2,3], [2,4,6])</w:t>
       </w:r>
       <w:r>
         <w:rPr>
@@ -2838,7 +2645,6 @@
         <w:br/>
       </w:r>
       <w:proofErr w:type="spellStart"/>
-      <w:proofErr w:type="gramStart"/>
       <w:r>
         <w:rPr>
           <w:rFonts w:ascii="Times New Roman" w:hAnsi="Times New Roman" w:cs="Times New Roman"/>
@@ -2848,7 +2654,6 @@
         <w:t>plt.show</w:t>
       </w:r>
       <w:proofErr w:type="spellEnd"/>
-      <w:proofErr w:type="gramEnd"/>
       <w:r>
         <w:rPr>
           <w:rFonts w:ascii="Times New Roman" w:hAnsi="Times New Roman" w:cs="Times New Roman"/>
@@ -3128,7 +2933,6 @@
         <w:t xml:space="preserve">7. </w:t>
       </w:r>
       <w:proofErr w:type="spellStart"/>
-      <w:proofErr w:type="gramStart"/>
       <w:r>
         <w:rPr>
           <w:rFonts w:ascii="Times New Roman" w:hAnsi="Times New Roman" w:cs="Times New Roman"/>
@@ -3140,7 +2944,6 @@
         <w:t>plt.savefig</w:t>
       </w:r>
       <w:proofErr w:type="spellEnd"/>
-      <w:proofErr w:type="gramEnd"/>
       <w:r>
         <w:rPr>
           <w:rFonts w:ascii="Times New Roman" w:hAnsi="Times New Roman" w:cs="Times New Roman"/>
@@ -3176,23 +2979,7 @@
           <w:sz w:val="26"/>
           <w:szCs w:val="26"/>
         </w:rPr>
-        <w:t xml:space="preserve"> Saves the graph to a file.</w:t>
-      </w:r>
-      <w:r>
-        <w:rPr>
-          <w:rFonts w:ascii="Times New Roman" w:hAnsi="Times New Roman" w:cs="Times New Roman"/>
-          <w:sz w:val="26"/>
-          <w:szCs w:val="26"/>
-        </w:rPr>
-        <w:t xml:space="preserve"> </w:t>
-      </w:r>
-      <w:r>
-        <w:rPr>
-          <w:rFonts w:ascii="Times New Roman" w:hAnsi="Times New Roman" w:cs="Times New Roman"/>
-          <w:sz w:val="26"/>
-          <w:szCs w:val="26"/>
-        </w:rPr>
-        <w:t>Use this when creating reports or presentations.</w:t>
+        <w:t xml:space="preserve"> Saves the graph to a file. Use this when creating reports or presentations.</w:t>
       </w:r>
     </w:p>
     <w:p>
@@ -3205,7 +2992,6 @@
         </w:rPr>
       </w:pPr>
       <w:proofErr w:type="spellStart"/>
-      <w:proofErr w:type="gramStart"/>
       <w:r>
         <w:rPr>
           <w:rFonts w:ascii="Times New Roman" w:hAnsi="Times New Roman" w:cs="Times New Roman"/>
@@ -3215,7 +3001,6 @@
         <w:t>plt.plot</w:t>
       </w:r>
       <w:proofErr w:type="spellEnd"/>
-      <w:proofErr w:type="gramEnd"/>
       <w:r>
         <w:rPr>
           <w:rFonts w:ascii="Times New Roman" w:hAnsi="Times New Roman" w:cs="Times New Roman"/>
@@ -3233,7 +3018,6 @@
         <w:br/>
       </w:r>
       <w:proofErr w:type="spellStart"/>
-      <w:proofErr w:type="gramStart"/>
       <w:r>
         <w:rPr>
           <w:rFonts w:ascii="Times New Roman" w:hAnsi="Times New Roman" w:cs="Times New Roman"/>
@@ -3243,7 +3027,6 @@
         <w:t>plt.savefig</w:t>
       </w:r>
       <w:proofErr w:type="spellEnd"/>
-      <w:proofErr w:type="gramEnd"/>
       <w:r>
         <w:rPr>
           <w:rFonts w:ascii="Times New Roman" w:hAnsi="Times New Roman" w:cs="Times New Roman"/>
@@ -3283,38 +3066,15 @@
         <w:t xml:space="preserve">8. </w:t>
       </w:r>
       <w:proofErr w:type="spellStart"/>
-      <w:proofErr w:type="gramStart"/>
-      <w:r>
-        <w:rPr>
-          <w:rFonts w:ascii="Times New Roman" w:hAnsi="Times New Roman" w:cs="Times New Roman"/>
-          <w:b/>
-          <w:bCs/>
-          <w:sz w:val="26"/>
-          <w:szCs w:val="26"/>
-        </w:rPr>
-        <w:t>plt.tight</w:t>
-      </w:r>
-      <w:proofErr w:type="gramEnd"/>
-      <w:r>
-        <w:rPr>
-          <w:rFonts w:ascii="Times New Roman" w:hAnsi="Times New Roman" w:cs="Times New Roman"/>
-          <w:b/>
-          <w:bCs/>
-          <w:sz w:val="26"/>
-          <w:szCs w:val="26"/>
-        </w:rPr>
-        <w:t>_</w:t>
-      </w:r>
-      <w:proofErr w:type="gramStart"/>
-      <w:r>
-        <w:rPr>
-          <w:rFonts w:ascii="Times New Roman" w:hAnsi="Times New Roman" w:cs="Times New Roman"/>
-          <w:b/>
-          <w:bCs/>
-          <w:sz w:val="26"/>
-          <w:szCs w:val="26"/>
-        </w:rPr>
-        <w:t>layout</w:t>
+      <w:r>
+        <w:rPr>
+          <w:rFonts w:ascii="Times New Roman" w:hAnsi="Times New Roman" w:cs="Times New Roman"/>
+          <w:b/>
+          <w:bCs/>
+          <w:sz w:val="26"/>
+          <w:szCs w:val="26"/>
+        </w:rPr>
+        <w:t>plt.tight_layout</w:t>
       </w:r>
       <w:proofErr w:type="spellEnd"/>
       <w:r>
@@ -3325,18 +3085,7 @@
           <w:sz w:val="26"/>
           <w:szCs w:val="26"/>
         </w:rPr>
-        <w:t>(</w:t>
-      </w:r>
-      <w:proofErr w:type="gramEnd"/>
-      <w:r>
-        <w:rPr>
-          <w:rFonts w:ascii="Times New Roman" w:hAnsi="Times New Roman" w:cs="Times New Roman"/>
-          <w:b/>
-          <w:bCs/>
-          <w:sz w:val="26"/>
-          <w:szCs w:val="26"/>
-        </w:rPr>
-        <w:t>)</w:t>
+        <w:t>()</w:t>
       </w:r>
     </w:p>
     <w:p>
@@ -3363,66 +3112,9 @@
           <w:sz w:val="26"/>
           <w:szCs w:val="26"/>
         </w:rPr>
-        <w:t xml:space="preserve"> Automatically fixes spacing problems.</w:t>
-      </w:r>
-      <w:r>
-        <w:rPr>
-          <w:rFonts w:ascii="Times New Roman" w:hAnsi="Times New Roman" w:cs="Times New Roman"/>
-          <w:sz w:val="26"/>
-          <w:szCs w:val="26"/>
-        </w:rPr>
-        <w:t xml:space="preserve"> </w:t>
-      </w:r>
-      <w:r>
-        <w:rPr>
-          <w:rFonts w:ascii="Times New Roman" w:hAnsi="Times New Roman" w:cs="Times New Roman"/>
-          <w:sz w:val="26"/>
-          <w:szCs w:val="26"/>
-        </w:rPr>
-        <w:t>Sometimes titles and labels overlap.</w:t>
-      </w:r>
-      <w:r>
-        <w:rPr>
-          <w:rFonts w:ascii="Times New Roman" w:hAnsi="Times New Roman" w:cs="Times New Roman"/>
-          <w:sz w:val="26"/>
-          <w:szCs w:val="26"/>
-        </w:rPr>
-        <w:t xml:space="preserve"> </w:t>
-      </w:r>
-      <w:r>
-        <w:rPr>
-          <w:rFonts w:ascii="Times New Roman" w:hAnsi="Times New Roman" w:cs="Times New Roman"/>
-          <w:sz w:val="26"/>
-          <w:szCs w:val="26"/>
-        </w:rPr>
-        <w:t>Matplotlib adjusts spacing automatically.</w:t>
-      </w:r>
-      <w:r>
-        <w:rPr>
-          <w:rFonts w:ascii="Times New Roman" w:hAnsi="Times New Roman" w:cs="Times New Roman"/>
-          <w:sz w:val="26"/>
-          <w:szCs w:val="26"/>
-        </w:rPr>
-        <w:t xml:space="preserve"> </w:t>
-      </w:r>
-      <w:r>
-        <w:rPr>
-          <w:rFonts w:ascii="Times New Roman" w:hAnsi="Times New Roman" w:cs="Times New Roman"/>
-          <w:sz w:val="26"/>
-          <w:szCs w:val="26"/>
-        </w:rPr>
-        <w:t>This is commonly placed right before:</w:t>
-      </w:r>
-      <w:r>
-        <w:rPr>
-          <w:rFonts w:ascii="Times New Roman" w:hAnsi="Times New Roman" w:cs="Times New Roman"/>
-          <w:sz w:val="26"/>
-          <w:szCs w:val="26"/>
-        </w:rPr>
-        <w:t xml:space="preserve"> </w:t>
+        <w:t xml:space="preserve"> Automatically fixes spacing problems. Sometimes titles and labels overlap. Matplotlib adjusts spacing automatically. This is commonly placed right before: </w:t>
       </w:r>
       <w:proofErr w:type="spellStart"/>
-      <w:proofErr w:type="gramStart"/>
       <w:r>
         <w:rPr>
           <w:rFonts w:ascii="Times New Roman" w:hAnsi="Times New Roman" w:cs="Times New Roman"/>
@@ -3432,22 +3124,13 @@
         <w:t>plt.show</w:t>
       </w:r>
       <w:proofErr w:type="spellEnd"/>
-      <w:proofErr w:type="gramEnd"/>
-      <w:r>
-        <w:rPr>
-          <w:rFonts w:ascii="Times New Roman" w:hAnsi="Times New Roman" w:cs="Times New Roman"/>
-          <w:sz w:val="26"/>
-          <w:szCs w:val="26"/>
-        </w:rPr>
-        <w:t>()</w:t>
-      </w:r>
-      <w:r>
-        <w:rPr>
-          <w:rFonts w:ascii="Times New Roman" w:hAnsi="Times New Roman" w:cs="Times New Roman"/>
-          <w:sz w:val="26"/>
-          <w:szCs w:val="26"/>
-        </w:rPr>
-        <w:t>.</w:t>
+      <w:r>
+        <w:rPr>
+          <w:rFonts w:ascii="Times New Roman" w:hAnsi="Times New Roman" w:cs="Times New Roman"/>
+          <w:sz w:val="26"/>
+          <w:szCs w:val="26"/>
+        </w:rPr>
+        <w:t>().</w:t>
       </w:r>
     </w:p>
     <w:p>
@@ -3472,7 +3155,6 @@
         <w:t xml:space="preserve">9. </w:t>
       </w:r>
       <w:proofErr w:type="spellStart"/>
-      <w:proofErr w:type="gramStart"/>
       <w:r>
         <w:rPr>
           <w:rFonts w:ascii="Times New Roman" w:hAnsi="Times New Roman" w:cs="Times New Roman"/>
@@ -3484,7 +3166,6 @@
         <w:t>plt.xticks</w:t>
       </w:r>
       <w:proofErr w:type="spellEnd"/>
-      <w:proofErr w:type="gramEnd"/>
       <w:r>
         <w:rPr>
           <w:rFonts w:ascii="Times New Roman" w:hAnsi="Times New Roman" w:cs="Times New Roman"/>
@@ -3562,7 +3243,6 @@
         <w:t xml:space="preserve">Written after </w:t>
       </w:r>
       <w:proofErr w:type="spellStart"/>
-      <w:proofErr w:type="gramStart"/>
       <w:r>
         <w:rPr>
           <w:rFonts w:ascii="Times New Roman" w:hAnsi="Times New Roman" w:cs="Times New Roman"/>
@@ -3572,7 +3252,6 @@
         <w:t>plt.plot</w:t>
       </w:r>
       <w:proofErr w:type="spellEnd"/>
-      <w:proofErr w:type="gramEnd"/>
       <w:r>
         <w:rPr>
           <w:rFonts w:ascii="Times New Roman" w:hAnsi="Times New Roman" w:cs="Times New Roman"/>
@@ -3757,7 +3436,6 @@
         <w:t xml:space="preserve">10. </w:t>
       </w:r>
       <w:proofErr w:type="spellStart"/>
-      <w:proofErr w:type="gramStart"/>
       <w:r>
         <w:rPr>
           <w:rFonts w:ascii="Times New Roman" w:hAnsi="Times New Roman" w:cs="Times New Roman"/>
@@ -3769,7 +3447,6 @@
         <w:t>plt.yticks</w:t>
       </w:r>
       <w:proofErr w:type="spellEnd"/>
-      <w:proofErr w:type="gramEnd"/>
       <w:r>
         <w:rPr>
           <w:rFonts w:ascii="Times New Roman" w:hAnsi="Times New Roman" w:cs="Times New Roman"/>
@@ -3808,7 +3485,6 @@
         <w:t xml:space="preserve">It works the same as </w:t>
       </w:r>
       <w:proofErr w:type="spellStart"/>
-      <w:proofErr w:type="gramStart"/>
       <w:r>
         <w:rPr>
           <w:rFonts w:ascii="Times New Roman" w:hAnsi="Times New Roman" w:cs="Times New Roman"/>
@@ -3818,7 +3494,6 @@
         <w:t>plt.xticks</w:t>
       </w:r>
       <w:proofErr w:type="spellEnd"/>
-      <w:proofErr w:type="gramEnd"/>
       <w:r>
         <w:rPr>
           <w:rFonts w:ascii="Times New Roman" w:hAnsi="Times New Roman" w:cs="Times New Roman"/>
@@ -3950,23 +3625,13 @@
                 <w:szCs w:val="26"/>
               </w:rPr>
             </w:pPr>
-            <w:proofErr w:type="gramStart"/>
             <w:r>
               <w:rPr>
                 <w:rFonts w:ascii="Times New Roman" w:hAnsi="Times New Roman" w:cs="Times New Roman"/>
                 <w:sz w:val="26"/>
                 <w:szCs w:val="26"/>
               </w:rPr>
-              <w:t>figure(</w:t>
-            </w:r>
-            <w:proofErr w:type="gramEnd"/>
-            <w:r>
-              <w:rPr>
-                <w:rFonts w:ascii="Times New Roman" w:hAnsi="Times New Roman" w:cs="Times New Roman"/>
-                <w:sz w:val="26"/>
-                <w:szCs w:val="26"/>
-              </w:rPr>
-              <w:t>)</w:t>
+              <w:t>figure()</w:t>
             </w:r>
           </w:p>
         </w:tc>
@@ -4013,23 +3678,13 @@
                 <w:szCs w:val="26"/>
               </w:rPr>
             </w:pPr>
-            <w:proofErr w:type="gramStart"/>
             <w:r>
               <w:rPr>
                 <w:rFonts w:ascii="Times New Roman" w:hAnsi="Times New Roman" w:cs="Times New Roman"/>
                 <w:sz w:val="26"/>
                 <w:szCs w:val="26"/>
               </w:rPr>
-              <w:t>plot(</w:t>
-            </w:r>
-            <w:proofErr w:type="gramEnd"/>
-            <w:r>
-              <w:rPr>
-                <w:rFonts w:ascii="Times New Roman" w:hAnsi="Times New Roman" w:cs="Times New Roman"/>
-                <w:sz w:val="26"/>
-                <w:szCs w:val="26"/>
-              </w:rPr>
-              <w:t>)</w:t>
+              <w:t>plot()</w:t>
             </w:r>
           </w:p>
         </w:tc>
@@ -4076,23 +3731,13 @@
                 <w:szCs w:val="26"/>
               </w:rPr>
             </w:pPr>
-            <w:proofErr w:type="gramStart"/>
             <w:r>
               <w:rPr>
                 <w:rFonts w:ascii="Times New Roman" w:hAnsi="Times New Roman" w:cs="Times New Roman"/>
                 <w:sz w:val="26"/>
                 <w:szCs w:val="26"/>
               </w:rPr>
-              <w:t>title(</w:t>
-            </w:r>
-            <w:proofErr w:type="gramEnd"/>
-            <w:r>
-              <w:rPr>
-                <w:rFonts w:ascii="Times New Roman" w:hAnsi="Times New Roman" w:cs="Times New Roman"/>
-                <w:sz w:val="26"/>
-                <w:szCs w:val="26"/>
-              </w:rPr>
-              <w:t>)</w:t>
+              <w:t>title()</w:t>
             </w:r>
           </w:p>
         </w:tc>
@@ -4140,7 +3785,6 @@
               </w:rPr>
             </w:pPr>
             <w:proofErr w:type="spellStart"/>
-            <w:proofErr w:type="gramStart"/>
             <w:r>
               <w:rPr>
                 <w:rFonts w:ascii="Times New Roman" w:hAnsi="Times New Roman" w:cs="Times New Roman"/>
@@ -4156,16 +3800,7 @@
                 <w:sz w:val="26"/>
                 <w:szCs w:val="26"/>
               </w:rPr>
-              <w:t>(</w:t>
-            </w:r>
-            <w:proofErr w:type="gramEnd"/>
-            <w:r>
-              <w:rPr>
-                <w:rFonts w:ascii="Times New Roman" w:hAnsi="Times New Roman" w:cs="Times New Roman"/>
-                <w:sz w:val="26"/>
-                <w:szCs w:val="26"/>
-              </w:rPr>
-              <w:t>)</w:t>
+              <w:t>()</w:t>
             </w:r>
           </w:p>
         </w:tc>
@@ -4213,7 +3848,6 @@
               </w:rPr>
             </w:pPr>
             <w:proofErr w:type="spellStart"/>
-            <w:proofErr w:type="gramStart"/>
             <w:r>
               <w:rPr>
                 <w:rFonts w:ascii="Times New Roman" w:hAnsi="Times New Roman" w:cs="Times New Roman"/>
@@ -4229,16 +3863,7 @@
                 <w:sz w:val="26"/>
                 <w:szCs w:val="26"/>
               </w:rPr>
-              <w:t>(</w:t>
-            </w:r>
-            <w:proofErr w:type="gramEnd"/>
-            <w:r>
-              <w:rPr>
-                <w:rFonts w:ascii="Times New Roman" w:hAnsi="Times New Roman" w:cs="Times New Roman"/>
-                <w:sz w:val="26"/>
-                <w:szCs w:val="26"/>
-              </w:rPr>
-              <w:t>)</w:t>
+              <w:t>()</w:t>
             </w:r>
           </w:p>
         </w:tc>
@@ -4285,23 +3910,13 @@
                 <w:szCs w:val="26"/>
               </w:rPr>
             </w:pPr>
-            <w:proofErr w:type="gramStart"/>
             <w:r>
               <w:rPr>
                 <w:rFonts w:ascii="Times New Roman" w:hAnsi="Times New Roman" w:cs="Times New Roman"/>
                 <w:sz w:val="26"/>
                 <w:szCs w:val="26"/>
               </w:rPr>
-              <w:t>grid(</w:t>
-            </w:r>
-            <w:proofErr w:type="gramEnd"/>
-            <w:r>
-              <w:rPr>
-                <w:rFonts w:ascii="Times New Roman" w:hAnsi="Times New Roman" w:cs="Times New Roman"/>
-                <w:sz w:val="26"/>
-                <w:szCs w:val="26"/>
-              </w:rPr>
-              <w:t>)</w:t>
+              <w:t>grid()</w:t>
             </w:r>
           </w:p>
         </w:tc>
@@ -4348,23 +3963,13 @@
                 <w:szCs w:val="26"/>
               </w:rPr>
             </w:pPr>
-            <w:proofErr w:type="gramStart"/>
             <w:r>
               <w:rPr>
                 <w:rFonts w:ascii="Times New Roman" w:hAnsi="Times New Roman" w:cs="Times New Roman"/>
                 <w:sz w:val="26"/>
                 <w:szCs w:val="26"/>
               </w:rPr>
-              <w:t>legend(</w:t>
-            </w:r>
-            <w:proofErr w:type="gramEnd"/>
-            <w:r>
-              <w:rPr>
-                <w:rFonts w:ascii="Times New Roman" w:hAnsi="Times New Roman" w:cs="Times New Roman"/>
-                <w:sz w:val="26"/>
-                <w:szCs w:val="26"/>
-              </w:rPr>
-              <w:t>)</w:t>
+              <w:t>legend()</w:t>
             </w:r>
           </w:p>
         </w:tc>
@@ -4418,16 +4023,7 @@
                 <w:sz w:val="26"/>
                 <w:szCs w:val="26"/>
               </w:rPr>
-              <w:t>tight_</w:t>
-            </w:r>
-            <w:proofErr w:type="gramStart"/>
-            <w:r>
-              <w:rPr>
-                <w:rFonts w:ascii="Times New Roman" w:hAnsi="Times New Roman" w:cs="Times New Roman"/>
-                <w:sz w:val="26"/>
-                <w:szCs w:val="26"/>
-              </w:rPr>
-              <w:t>layout</w:t>
+              <w:t>tight_layout</w:t>
             </w:r>
             <w:proofErr w:type="spellEnd"/>
             <w:r>
@@ -4436,16 +4032,7 @@
                 <w:sz w:val="26"/>
                 <w:szCs w:val="26"/>
               </w:rPr>
-              <w:t>(</w:t>
-            </w:r>
-            <w:proofErr w:type="gramEnd"/>
-            <w:r>
-              <w:rPr>
-                <w:rFonts w:ascii="Times New Roman" w:hAnsi="Times New Roman" w:cs="Times New Roman"/>
-                <w:sz w:val="26"/>
-                <w:szCs w:val="26"/>
-              </w:rPr>
-              <w:t>)</w:t>
+              <w:t>()</w:t>
             </w:r>
           </w:p>
         </w:tc>
@@ -4493,7 +4080,6 @@
               </w:rPr>
             </w:pPr>
             <w:proofErr w:type="spellStart"/>
-            <w:proofErr w:type="gramStart"/>
             <w:r>
               <w:rPr>
                 <w:rFonts w:ascii="Times New Roman" w:hAnsi="Times New Roman" w:cs="Times New Roman"/>
@@ -4509,16 +4095,7 @@
                 <w:sz w:val="26"/>
                 <w:szCs w:val="26"/>
               </w:rPr>
-              <w:t>(</w:t>
-            </w:r>
-            <w:proofErr w:type="gramEnd"/>
-            <w:r>
-              <w:rPr>
-                <w:rFonts w:ascii="Times New Roman" w:hAnsi="Times New Roman" w:cs="Times New Roman"/>
-                <w:sz w:val="26"/>
-                <w:szCs w:val="26"/>
-              </w:rPr>
-              <w:t>)</w:t>
+              <w:t>()</w:t>
             </w:r>
           </w:p>
         </w:tc>
@@ -4565,23 +4142,13 @@
                 <w:szCs w:val="26"/>
               </w:rPr>
             </w:pPr>
-            <w:proofErr w:type="gramStart"/>
             <w:r>
               <w:rPr>
                 <w:rFonts w:ascii="Times New Roman" w:hAnsi="Times New Roman" w:cs="Times New Roman"/>
                 <w:sz w:val="26"/>
                 <w:szCs w:val="26"/>
               </w:rPr>
-              <w:t>show(</w:t>
-            </w:r>
-            <w:proofErr w:type="gramEnd"/>
-            <w:r>
-              <w:rPr>
-                <w:rFonts w:ascii="Times New Roman" w:hAnsi="Times New Roman" w:cs="Times New Roman"/>
-                <w:sz w:val="26"/>
-                <w:szCs w:val="26"/>
-              </w:rPr>
-              <w:t>)</w:t>
+              <w:t>show()</w:t>
             </w:r>
           </w:p>
         </w:tc>
@@ -4688,7 +4255,6 @@
         </w:rPr>
       </w:pPr>
       <w:proofErr w:type="spellStart"/>
-      <w:proofErr w:type="gramStart"/>
       <w:r>
         <w:rPr>
           <w:rFonts w:ascii="Times New Roman" w:hAnsi="Times New Roman" w:cs="Times New Roman"/>
@@ -4698,7 +4264,6 @@
         <w:t>plt.figure</w:t>
       </w:r>
       <w:proofErr w:type="spellEnd"/>
-      <w:proofErr w:type="gramEnd"/>
       <w:r>
         <w:rPr>
           <w:rFonts w:ascii="Times New Roman" w:hAnsi="Times New Roman" w:cs="Times New Roman"/>
@@ -4716,7 +4281,6 @@
         <w:br/>
       </w:r>
       <w:proofErr w:type="spellStart"/>
-      <w:proofErr w:type="gramStart"/>
       <w:r>
         <w:rPr>
           <w:rFonts w:ascii="Times New Roman" w:hAnsi="Times New Roman" w:cs="Times New Roman"/>
@@ -4726,7 +4290,6 @@
         <w:t>plt.plot</w:t>
       </w:r>
       <w:proofErr w:type="spellEnd"/>
-      <w:proofErr w:type="gramEnd"/>
       <w:r>
         <w:rPr>
           <w:rFonts w:ascii="Times New Roman" w:hAnsi="Times New Roman" w:cs="Times New Roman"/>
@@ -4744,7 +4307,6 @@
         <w:br/>
       </w:r>
       <w:proofErr w:type="spellStart"/>
-      <w:proofErr w:type="gramStart"/>
       <w:r>
         <w:rPr>
           <w:rFonts w:ascii="Times New Roman" w:hAnsi="Times New Roman" w:cs="Times New Roman"/>
@@ -4755,7 +4317,6 @@
         <w:t>plt.title</w:t>
       </w:r>
       <w:proofErr w:type="spellEnd"/>
-      <w:proofErr w:type="gramEnd"/>
       <w:r>
         <w:rPr>
           <w:rFonts w:ascii="Times New Roman" w:hAnsi="Times New Roman" w:cs="Times New Roman"/>
@@ -4773,7 +4334,6 @@
         <w:br/>
       </w:r>
       <w:proofErr w:type="spellStart"/>
-      <w:proofErr w:type="gramStart"/>
       <w:r>
         <w:rPr>
           <w:rFonts w:ascii="Times New Roman" w:hAnsi="Times New Roman" w:cs="Times New Roman"/>
@@ -4783,7 +4343,6 @@
         <w:t>plt.xlabel</w:t>
       </w:r>
       <w:proofErr w:type="spellEnd"/>
-      <w:proofErr w:type="gramEnd"/>
       <w:r>
         <w:rPr>
           <w:rFonts w:ascii="Times New Roman" w:hAnsi="Times New Roman" w:cs="Times New Roman"/>
@@ -4801,7 +4360,6 @@
         <w:br/>
       </w:r>
       <w:proofErr w:type="spellStart"/>
-      <w:proofErr w:type="gramStart"/>
       <w:r>
         <w:rPr>
           <w:rFonts w:ascii="Times New Roman" w:hAnsi="Times New Roman" w:cs="Times New Roman"/>
@@ -4811,7 +4369,6 @@
         <w:t>plt.ylabel</w:t>
       </w:r>
       <w:proofErr w:type="spellEnd"/>
-      <w:proofErr w:type="gramEnd"/>
       <w:r>
         <w:rPr>
           <w:rFonts w:ascii="Times New Roman" w:hAnsi="Times New Roman" w:cs="Times New Roman"/>
@@ -4829,7 +4386,6 @@
         <w:br/>
       </w:r>
       <w:proofErr w:type="spellStart"/>
-      <w:proofErr w:type="gramStart"/>
       <w:r>
         <w:rPr>
           <w:rFonts w:ascii="Times New Roman" w:hAnsi="Times New Roman" w:cs="Times New Roman"/>
@@ -4839,7 +4395,6 @@
         <w:t>plt.grid</w:t>
       </w:r>
       <w:proofErr w:type="spellEnd"/>
-      <w:proofErr w:type="gramEnd"/>
       <w:r>
         <w:rPr>
           <w:rFonts w:ascii="Times New Roman" w:hAnsi="Times New Roman" w:cs="Times New Roman"/>
@@ -4857,7 +4412,6 @@
         <w:br/>
       </w:r>
       <w:proofErr w:type="spellStart"/>
-      <w:proofErr w:type="gramStart"/>
       <w:r>
         <w:rPr>
           <w:rFonts w:ascii="Times New Roman" w:hAnsi="Times New Roman" w:cs="Times New Roman"/>
@@ -4867,7 +4421,6 @@
         <w:t>plt.legend</w:t>
       </w:r>
       <w:proofErr w:type="spellEnd"/>
-      <w:proofErr w:type="gramEnd"/>
       <w:r>
         <w:rPr>
           <w:rFonts w:ascii="Times New Roman" w:hAnsi="Times New Roman" w:cs="Times New Roman"/>
@@ -4885,23 +4438,13 @@
         <w:br/>
       </w:r>
       <w:proofErr w:type="spellStart"/>
-      <w:proofErr w:type="gramStart"/>
-      <w:r>
-        <w:rPr>
-          <w:rFonts w:ascii="Times New Roman" w:hAnsi="Times New Roman" w:cs="Times New Roman"/>
-          <w:sz w:val="26"/>
-          <w:szCs w:val="26"/>
-        </w:rPr>
-        <w:t>plt.tight</w:t>
-      </w:r>
-      <w:proofErr w:type="gramEnd"/>
-      <w:r>
-        <w:rPr>
-          <w:rFonts w:ascii="Times New Roman" w:hAnsi="Times New Roman" w:cs="Times New Roman"/>
-          <w:sz w:val="26"/>
-          <w:szCs w:val="26"/>
-        </w:rPr>
-        <w:t>_layout</w:t>
+      <w:r>
+        <w:rPr>
+          <w:rFonts w:ascii="Times New Roman" w:hAnsi="Times New Roman" w:cs="Times New Roman"/>
+          <w:sz w:val="26"/>
+          <w:szCs w:val="26"/>
+        </w:rPr>
+        <w:t>plt.tight_layout</w:t>
       </w:r>
       <w:proofErr w:type="spellEnd"/>
       <w:r>
@@ -4921,7 +4464,6 @@
         <w:br/>
       </w:r>
       <w:proofErr w:type="spellStart"/>
-      <w:proofErr w:type="gramStart"/>
       <w:r>
         <w:rPr>
           <w:rFonts w:ascii="Times New Roman" w:hAnsi="Times New Roman" w:cs="Times New Roman"/>
@@ -4931,7 +4473,6 @@
         <w:t>plt.savefig</w:t>
       </w:r>
       <w:proofErr w:type="spellEnd"/>
-      <w:proofErr w:type="gramEnd"/>
       <w:r>
         <w:rPr>
           <w:rFonts w:ascii="Times New Roman" w:hAnsi="Times New Roman" w:cs="Times New Roman"/>
@@ -4949,7 +4490,6 @@
         <w:br/>
       </w:r>
       <w:proofErr w:type="spellStart"/>
-      <w:proofErr w:type="gramStart"/>
       <w:r>
         <w:rPr>
           <w:rFonts w:ascii="Times New Roman" w:hAnsi="Times New Roman" w:cs="Times New Roman"/>
@@ -4959,7 +4499,6 @@
         <w:t>plt.show</w:t>
       </w:r>
       <w:proofErr w:type="spellEnd"/>
-      <w:proofErr w:type="gramEnd"/>
       <w:r>
         <w:rPr>
           <w:rFonts w:ascii="Times New Roman" w:hAnsi="Times New Roman" w:cs="Times New Roman"/>
@@ -5044,7 +4583,6 @@
         <w:t xml:space="preserve">Step after </w:t>
       </w:r>
       <w:proofErr w:type="spellStart"/>
-      <w:proofErr w:type="gramStart"/>
       <w:r>
         <w:rPr>
           <w:rFonts w:ascii="Times New Roman" w:hAnsi="Times New Roman" w:cs="Times New Roman"/>
@@ -5056,7 +4594,6 @@
         <w:t>plt.plot</w:t>
       </w:r>
       <w:proofErr w:type="spellEnd"/>
-      <w:proofErr w:type="gramEnd"/>
       <w:r>
         <w:rPr>
           <w:rFonts w:ascii="Times New Roman" w:hAnsi="Times New Roman" w:cs="Times New Roman"/>
@@ -5167,43 +4704,23 @@
           <w:szCs w:val="26"/>
         </w:rPr>
       </w:pPr>
-      <w:proofErr w:type="gramStart"/>
-      <w:r>
-        <w:rPr>
-          <w:rFonts w:ascii="Times New Roman" w:hAnsi="Times New Roman" w:cs="Times New Roman"/>
-          <w:b/>
-          <w:bCs/>
-          <w:sz w:val="26"/>
-          <w:szCs w:val="26"/>
-        </w:rPr>
-        <w:t>zip(</w:t>
-      </w:r>
-      <w:proofErr w:type="gramEnd"/>
-      <w:r>
-        <w:rPr>
-          <w:rFonts w:ascii="Times New Roman" w:hAnsi="Times New Roman" w:cs="Times New Roman"/>
-          <w:b/>
-          <w:bCs/>
-          <w:sz w:val="26"/>
-          <w:szCs w:val="26"/>
-        </w:rPr>
-        <w:t>)</w:t>
-      </w:r>
-      <w:r>
-        <w:rPr>
-          <w:rFonts w:ascii="Times New Roman" w:hAnsi="Times New Roman" w:cs="Times New Roman"/>
-          <w:sz w:val="26"/>
-          <w:szCs w:val="26"/>
-        </w:rPr>
-        <w:t xml:space="preserve"> combines the two columns together.</w:t>
-      </w:r>
-      <w:r>
-        <w:rPr>
-          <w:rFonts w:ascii="Times New Roman" w:hAnsi="Times New Roman" w:cs="Times New Roman"/>
-          <w:sz w:val="26"/>
-          <w:szCs w:val="26"/>
-        </w:rPr>
-        <w:t xml:space="preserve"> Creates pairs.</w:t>
+      <w:r>
+        <w:rPr>
+          <w:rFonts w:ascii="Times New Roman" w:hAnsi="Times New Roman" w:cs="Times New Roman"/>
+          <w:b/>
+          <w:bCs/>
+          <w:sz w:val="26"/>
+          <w:szCs w:val="26"/>
+        </w:rPr>
+        <w:t>zip()</w:t>
+      </w:r>
+      <w:r>
+        <w:rPr>
+          <w:rFonts w:ascii="Times New Roman" w:hAnsi="Times New Roman" w:cs="Times New Roman"/>
+          <w:sz w:val="26"/>
+          <w:szCs w:val="26"/>
+        </w:rPr>
+        <w:t xml:space="preserve"> combines the two columns together. Creates pairs.</w:t>
       </w:r>
     </w:p>
     <w:p>
@@ -5239,15 +4756,7 @@
           <w:szCs w:val="26"/>
         </w:rPr>
         <w:br/>
-        <w:t>('Mar', 1700)</w:t>
-      </w:r>
-      <w:r>
-        <w:rPr>
-          <w:rFonts w:ascii="Times New Roman" w:hAnsi="Times New Roman" w:cs="Times New Roman"/>
-          <w:sz w:val="26"/>
-          <w:szCs w:val="26"/>
-        </w:rPr>
-        <w:t xml:space="preserve"> </w:t>
+        <w:t xml:space="preserve">('Mar', 1700) </w:t>
       </w:r>
     </w:p>
     <w:p>
@@ -5269,25 +4778,7 @@
           <w:sz w:val="26"/>
           <w:szCs w:val="26"/>
         </w:rPr>
-        <w:t xml:space="preserve">Now x and y </w:t>
-      </w:r>
-      <w:proofErr w:type="gramStart"/>
-      <w:r>
-        <w:rPr>
-          <w:rFonts w:ascii="Times New Roman" w:hAnsi="Times New Roman" w:cs="Times New Roman"/>
-          <w:sz w:val="26"/>
-          <w:szCs w:val="26"/>
-        </w:rPr>
-        <w:t>is</w:t>
-      </w:r>
-      <w:proofErr w:type="gramEnd"/>
-      <w:r>
-        <w:rPr>
-          <w:rFonts w:ascii="Times New Roman" w:hAnsi="Times New Roman" w:cs="Times New Roman"/>
-          <w:sz w:val="26"/>
-          <w:szCs w:val="26"/>
-        </w:rPr>
-        <w:t xml:space="preserve"> used to loop through every value pair, where x: month, y: sales.</w:t>
+        <w:t>Now x and y is used to loop through every value pair, where x: month, y: sales.</w:t>
       </w:r>
     </w:p>
     <w:p>
@@ -5320,7 +4811,6 @@
         </w:rPr>
       </w:pPr>
       <w:proofErr w:type="spellStart"/>
-      <w:proofErr w:type="gramStart"/>
       <w:r>
         <w:rPr>
           <w:rFonts w:ascii="Times New Roman" w:hAnsi="Times New Roman" w:cs="Times New Roman"/>
@@ -5330,7 +4820,6 @@
         <w:t>plt.annotate</w:t>
       </w:r>
       <w:proofErr w:type="spellEnd"/>
-      <w:proofErr w:type="gramEnd"/>
       <w:r>
         <w:rPr>
           <w:rFonts w:ascii="Times New Roman" w:hAnsi="Times New Roman" w:cs="Times New Roman"/>
@@ -5394,7 +4883,6 @@
         <w:t>(</w:t>
       </w:r>
       <w:proofErr w:type="spellStart"/>
-      <w:proofErr w:type="gramStart"/>
       <w:r>
         <w:rPr>
           <w:rFonts w:ascii="Times New Roman" w:hAnsi="Times New Roman" w:cs="Times New Roman"/>
@@ -5406,7 +4894,6 @@
         <w:t>x,y</w:t>
       </w:r>
       <w:proofErr w:type="spellEnd"/>
-      <w:proofErr w:type="gramEnd"/>
       <w:r>
         <w:rPr>
           <w:rFonts w:ascii="Times New Roman" w:hAnsi="Times New Roman" w:cs="Times New Roman"/>
@@ -5462,27 +4949,15 @@
           <w:szCs w:val="26"/>
         </w:rPr>
       </w:pPr>
-      <w:proofErr w:type="gramStart"/>
-      <w:r>
-        <w:rPr>
-          <w:rFonts w:ascii="Times New Roman" w:hAnsi="Times New Roman" w:cs="Times New Roman"/>
-          <w:b/>
-          <w:bCs/>
-          <w:sz w:val="26"/>
-          <w:szCs w:val="26"/>
-        </w:rPr>
-        <w:t>annotate(</w:t>
-      </w:r>
-      <w:proofErr w:type="gramEnd"/>
-      <w:r>
-        <w:rPr>
-          <w:rFonts w:ascii="Times New Roman" w:hAnsi="Times New Roman" w:cs="Times New Roman"/>
-          <w:b/>
-          <w:bCs/>
-          <w:sz w:val="26"/>
-          <w:szCs w:val="26"/>
-        </w:rPr>
-        <w:t xml:space="preserve">) </w:t>
+      <w:r>
+        <w:rPr>
+          <w:rFonts w:ascii="Times New Roman" w:hAnsi="Times New Roman" w:cs="Times New Roman"/>
+          <w:b/>
+          <w:bCs/>
+          <w:sz w:val="26"/>
+          <w:szCs w:val="26"/>
+        </w:rPr>
+        <w:t xml:space="preserve">annotate() </w:t>
       </w:r>
       <w:r>
         <w:rPr>
@@ -5596,7 +5071,6 @@
         </w:rPr>
       </w:pPr>
       <w:proofErr w:type="spellStart"/>
-      <w:proofErr w:type="gramStart"/>
       <w:r>
         <w:rPr>
           <w:rFonts w:ascii="Times New Roman" w:hAnsi="Times New Roman" w:cs="Times New Roman"/>
@@ -5608,7 +5082,6 @@
         <w:t>plt.annotate</w:t>
       </w:r>
       <w:proofErr w:type="spellEnd"/>
-      <w:proofErr w:type="gramEnd"/>
       <w:r>
         <w:rPr>
           <w:rFonts w:ascii="Times New Roman" w:hAnsi="Times New Roman" w:cs="Times New Roman"/>
@@ -5657,7 +5130,6 @@
         <w:t>(</w:t>
       </w:r>
       <w:proofErr w:type="spellStart"/>
-      <w:proofErr w:type="gramStart"/>
       <w:r>
         <w:rPr>
           <w:rFonts w:ascii="Times New Roman" w:hAnsi="Times New Roman" w:cs="Times New Roman"/>
@@ -5669,7 +5141,6 @@
         <w:t>x,y</w:t>
       </w:r>
       <w:proofErr w:type="spellEnd"/>
-      <w:proofErr w:type="gramEnd"/>
       <w:r>
         <w:rPr>
           <w:rFonts w:ascii="Times New Roman" w:hAnsi="Times New Roman" w:cs="Times New Roman"/>
@@ -5686,15 +5157,7 @@
           <w:sz w:val="26"/>
           <w:szCs w:val="26"/>
         </w:rPr>
-        <w:t xml:space="preserve"> </w:t>
-      </w:r>
-      <w:r>
-        <w:rPr>
-          <w:rFonts w:ascii="Times New Roman" w:hAnsi="Times New Roman" w:cs="Times New Roman"/>
-          <w:sz w:val="26"/>
-          <w:szCs w:val="26"/>
-        </w:rPr>
-        <w:t>This specifies the point where the label belongs.</w:t>
+        <w:t xml:space="preserve"> This specifies the point where the label belongs.</w:t>
       </w:r>
     </w:p>
     <w:p>
@@ -5723,20 +5186,7 @@
           <w:lang w:eastAsia="en-IN" w:bidi="hi-IN"/>
           <w14:ligatures w14:val="none"/>
         </w:rPr>
-        <w:t>Use an offset for the text</w:t>
-      </w:r>
-      <w:r>
-        <w:rPr>
-          <w:rFonts w:ascii="Times New Roman" w:eastAsia="Times New Roman" w:hAnsi="Times New Roman" w:cs="Times New Roman"/>
-          <w:b/>
-          <w:bCs/>
-          <w:kern w:val="0"/>
-          <w:sz w:val="26"/>
-          <w:szCs w:val="26"/>
-          <w:lang w:eastAsia="en-IN" w:bidi="hi-IN"/>
-          <w14:ligatures w14:val="none"/>
-        </w:rPr>
-        <w:t xml:space="preserve">: </w:t>
+        <w:t xml:space="preserve">Use an offset for the text: </w:t>
       </w:r>
       <w:proofErr w:type="spellStart"/>
       <w:r>
@@ -5812,16 +5262,7 @@
           <w:sz w:val="26"/>
           <w:szCs w:val="26"/>
         </w:rPr>
-        <w:t>We</w:t>
-      </w:r>
-      <w:r>
-        <w:rPr>
-          <w:b/>
-          <w:bCs/>
-          <w:sz w:val="26"/>
-          <w:szCs w:val="26"/>
-        </w:rPr>
-        <w:t>'re telling Matplotlib:</w:t>
+        <w:t>We're telling Matplotlib:</w:t>
       </w:r>
       <w:r>
         <w:rPr>
@@ -5896,6 +5337,7 @@
       <w:r>
         <w:rPr>
           <w:rFonts w:ascii="Times New Roman" w:hAnsi="Times New Roman" w:cs="Times New Roman"/>
+          <w:noProof/>
           <w:sz w:val="26"/>
           <w:szCs w:val="26"/>
         </w:rPr>
@@ -5966,6 +5408,7 @@
       <w:r>
         <w:rPr>
           <w:rFonts w:ascii="Times New Roman" w:hAnsi="Times New Roman" w:cs="Times New Roman"/>
+          <w:noProof/>
           <w:sz w:val="26"/>
           <w:szCs w:val="26"/>
         </w:rPr>
@@ -6028,23 +5471,7 @@
           <w:sz w:val="26"/>
           <w:szCs w:val="26"/>
         </w:rPr>
-        <w:t>With an offset</w:t>
-      </w:r>
-      <w:r>
-        <w:rPr>
-          <w:rFonts w:ascii="Times New Roman" w:hAnsi="Times New Roman" w:cs="Times New Roman"/>
-          <w:sz w:val="26"/>
-          <w:szCs w:val="26"/>
-        </w:rPr>
-        <w:t>, t</w:t>
-      </w:r>
-      <w:r>
-        <w:rPr>
-          <w:rFonts w:ascii="Times New Roman" w:hAnsi="Times New Roman" w:cs="Times New Roman"/>
-          <w:sz w:val="26"/>
-          <w:szCs w:val="26"/>
-        </w:rPr>
-        <w:t>he text is moved away from the point.</w:t>
+        <w:t>With an offset, the text is moved away from the point.</w:t>
       </w:r>
     </w:p>
     <w:p>
@@ -6100,27 +5527,15 @@
         <w:t>xytext</w:t>
       </w:r>
       <w:proofErr w:type="spellEnd"/>
-      <w:proofErr w:type="gramStart"/>
-      <w:r>
-        <w:rPr>
-          <w:rFonts w:ascii="Times New Roman" w:hAnsi="Times New Roman" w:cs="Times New Roman"/>
-          <w:b/>
-          <w:bCs/>
-          <w:sz w:val="26"/>
-          <w:szCs w:val="26"/>
-        </w:rPr>
-        <w:t>=(</w:t>
-      </w:r>
-      <w:proofErr w:type="gramEnd"/>
-      <w:r>
-        <w:rPr>
-          <w:rFonts w:ascii="Times New Roman" w:hAnsi="Times New Roman" w:cs="Times New Roman"/>
-          <w:b/>
-          <w:bCs/>
-          <w:sz w:val="26"/>
-          <w:szCs w:val="26"/>
-        </w:rPr>
-        <w:t>0, 8) means:</w:t>
+      <w:r>
+        <w:rPr>
+          <w:rFonts w:ascii="Times New Roman" w:hAnsi="Times New Roman" w:cs="Times New Roman"/>
+          <w:b/>
+          <w:bCs/>
+          <w:sz w:val="26"/>
+          <w:szCs w:val="26"/>
+        </w:rPr>
+        <w:t>=(0, 8) means:</w:t>
       </w:r>
     </w:p>
     <w:p>
@@ -6193,23 +5608,13 @@
           <w:szCs w:val="26"/>
         </w:rPr>
       </w:pPr>
-      <w:proofErr w:type="gramStart"/>
-      <w:r>
-        <w:rPr>
-          <w:rFonts w:ascii="Times New Roman" w:hAnsi="Times New Roman" w:cs="Times New Roman"/>
-          <w:sz w:val="26"/>
-          <w:szCs w:val="26"/>
-        </w:rPr>
-        <w:t>Additionally</w:t>
-      </w:r>
-      <w:proofErr w:type="gramEnd"/>
-      <w:r>
-        <w:rPr>
-          <w:rFonts w:ascii="Times New Roman" w:hAnsi="Times New Roman" w:cs="Times New Roman"/>
-          <w:sz w:val="26"/>
-          <w:szCs w:val="26"/>
-        </w:rPr>
-        <w:t xml:space="preserve"> we have other options to do horizontal alignment.</w:t>
+      <w:r>
+        <w:rPr>
+          <w:rFonts w:ascii="Times New Roman" w:hAnsi="Times New Roman" w:cs="Times New Roman"/>
+          <w:sz w:val="26"/>
+          <w:szCs w:val="26"/>
+        </w:rPr>
+        <w:t>Additionally we have other options to do horizontal alignment.</w:t>
       </w:r>
     </w:p>
     <w:p>
@@ -6583,7 +5988,6 @@
         </w:rPr>
       </w:pPr>
       <w:proofErr w:type="spellStart"/>
-      <w:proofErr w:type="gramStart"/>
       <w:r>
         <w:rPr>
           <w:rFonts w:ascii="Times New Roman" w:hAnsi="Times New Roman" w:cs="Times New Roman"/>
@@ -6593,7 +5997,6 @@
         <w:t>plt.annotate</w:t>
       </w:r>
       <w:proofErr w:type="spellEnd"/>
-      <w:proofErr w:type="gramEnd"/>
       <w:r>
         <w:rPr>
           <w:rFonts w:ascii="Times New Roman" w:hAnsi="Times New Roman" w:cs="Times New Roman"/>
@@ -6683,22 +6086,1533 @@
     </w:p>
     <w:p>
       <w:pPr>
-        <w:ind w:firstLine="720"/>
-        <w:rPr>
-          <w:rFonts w:ascii="Times New Roman" w:hAnsi="Times New Roman" w:cs="Times New Roman"/>
-          <w:sz w:val="26"/>
-          <w:szCs w:val="26"/>
-        </w:rPr>
-      </w:pPr>
-    </w:p>
-    <w:p>
-      <w:pPr>
-        <w:rPr>
-          <w:rFonts w:ascii="Times New Roman" w:hAnsi="Times New Roman" w:cs="Times New Roman"/>
-          <w:sz w:val="26"/>
-          <w:szCs w:val="26"/>
-        </w:rPr>
-      </w:pPr>
+        <w:rPr>
+          <w:rFonts w:ascii="Times New Roman" w:hAnsi="Times New Roman" w:cs="Times New Roman"/>
+          <w:sz w:val="26"/>
+          <w:szCs w:val="26"/>
+        </w:rPr>
+      </w:pPr>
+      <w:r>
+        <w:rPr>
+          <w:rFonts w:ascii="Times New Roman" w:hAnsi="Times New Roman" w:cs="Times New Roman"/>
+          <w:sz w:val="26"/>
+          <w:szCs w:val="26"/>
+        </w:rPr>
+        <w:t xml:space="preserve">Also, keeping in mind whether it is a </w:t>
+      </w:r>
+      <w:proofErr w:type="spellStart"/>
+      <w:r>
+        <w:rPr>
+          <w:rFonts w:ascii="Times New Roman" w:hAnsi="Times New Roman" w:cs="Times New Roman"/>
+          <w:sz w:val="26"/>
+          <w:szCs w:val="26"/>
+        </w:rPr>
+        <w:t>horizonatl</w:t>
+      </w:r>
+      <w:proofErr w:type="spellEnd"/>
+      <w:r>
+        <w:rPr>
+          <w:rFonts w:ascii="Times New Roman" w:hAnsi="Times New Roman" w:cs="Times New Roman"/>
+          <w:sz w:val="26"/>
+          <w:szCs w:val="26"/>
+        </w:rPr>
+        <w:t xml:space="preserve"> graph or a vertical graph. In case of horizontal, we have to change the positions of (</w:t>
+      </w:r>
+      <w:proofErr w:type="spellStart"/>
+      <w:r>
+        <w:rPr>
+          <w:rFonts w:ascii="Times New Roman" w:hAnsi="Times New Roman" w:cs="Times New Roman"/>
+          <w:sz w:val="26"/>
+          <w:szCs w:val="26"/>
+        </w:rPr>
+        <w:t>x,y</w:t>
+      </w:r>
+      <w:proofErr w:type="spellEnd"/>
+      <w:r>
+        <w:rPr>
+          <w:rFonts w:ascii="Times New Roman" w:hAnsi="Times New Roman" w:cs="Times New Roman"/>
+          <w:sz w:val="26"/>
+          <w:szCs w:val="26"/>
+        </w:rPr>
+        <w:t>) to (</w:t>
+      </w:r>
+      <w:proofErr w:type="spellStart"/>
+      <w:r>
+        <w:rPr>
+          <w:rFonts w:ascii="Times New Roman" w:hAnsi="Times New Roman" w:cs="Times New Roman"/>
+          <w:sz w:val="26"/>
+          <w:szCs w:val="26"/>
+        </w:rPr>
+        <w:t>y,x</w:t>
+      </w:r>
+      <w:proofErr w:type="spellEnd"/>
+      <w:r>
+        <w:rPr>
+          <w:rFonts w:ascii="Times New Roman" w:hAnsi="Times New Roman" w:cs="Times New Roman"/>
+          <w:sz w:val="26"/>
+          <w:szCs w:val="26"/>
+        </w:rPr>
+        <w:t>).</w:t>
+      </w:r>
+    </w:p>
+    <w:p>
+      <w:pPr>
+        <w:rPr>
+          <w:rFonts w:ascii="Times New Roman" w:hAnsi="Times New Roman" w:cs="Times New Roman"/>
+          <w:sz w:val="26"/>
+          <w:szCs w:val="26"/>
+        </w:rPr>
+      </w:pPr>
+    </w:p>
+    <w:p>
+      <w:pPr>
+        <w:rPr>
+          <w:rFonts w:ascii="Times New Roman" w:hAnsi="Times New Roman" w:cs="Times New Roman"/>
+          <w:b/>
+          <w:bCs/>
+          <w:sz w:val="26"/>
+          <w:szCs w:val="26"/>
+        </w:rPr>
+      </w:pPr>
+      <w:r>
+        <w:rPr>
+          <w:rFonts w:ascii="Times New Roman" w:hAnsi="Times New Roman" w:cs="Times New Roman"/>
+          <w:b/>
+          <w:bCs/>
+          <w:sz w:val="26"/>
+          <w:szCs w:val="26"/>
+        </w:rPr>
+        <w:t xml:space="preserve">Setting up </w:t>
+      </w:r>
+      <w:proofErr w:type="spellStart"/>
+      <w:r>
+        <w:rPr>
+          <w:rFonts w:ascii="Times New Roman" w:hAnsi="Times New Roman" w:cs="Times New Roman"/>
+          <w:b/>
+          <w:bCs/>
+          <w:sz w:val="26"/>
+          <w:szCs w:val="26"/>
+        </w:rPr>
+        <w:t>colors</w:t>
+      </w:r>
+      <w:proofErr w:type="spellEnd"/>
+      <w:r>
+        <w:rPr>
+          <w:rFonts w:ascii="Times New Roman" w:hAnsi="Times New Roman" w:cs="Times New Roman"/>
+          <w:b/>
+          <w:bCs/>
+          <w:sz w:val="26"/>
+          <w:szCs w:val="26"/>
+        </w:rPr>
+        <w:t xml:space="preserve"> for different bars in the Bar Chart:</w:t>
+      </w:r>
+    </w:p>
+    <w:p>
+      <w:pPr>
+        <w:rPr>
+          <w:rFonts w:ascii="Times New Roman" w:hAnsi="Times New Roman" w:cs="Times New Roman"/>
+          <w:sz w:val="26"/>
+          <w:szCs w:val="26"/>
+        </w:rPr>
+      </w:pPr>
+      <w:r>
+        <w:rPr>
+          <w:rFonts w:ascii="Times New Roman" w:hAnsi="Times New Roman" w:cs="Times New Roman"/>
+          <w:b/>
+          <w:bCs/>
+          <w:sz w:val="26"/>
+          <w:szCs w:val="26"/>
+        </w:rPr>
+        <w:t>Method 1:</w:t>
+      </w:r>
+      <w:r>
+        <w:rPr>
+          <w:rFonts w:ascii="Times New Roman" w:hAnsi="Times New Roman" w:cs="Times New Roman"/>
+          <w:sz w:val="26"/>
+          <w:szCs w:val="26"/>
+        </w:rPr>
+        <w:t xml:space="preserve"> Specify </w:t>
+      </w:r>
+      <w:proofErr w:type="spellStart"/>
+      <w:r>
+        <w:rPr>
+          <w:rFonts w:ascii="Times New Roman" w:hAnsi="Times New Roman" w:cs="Times New Roman"/>
+          <w:sz w:val="26"/>
+          <w:szCs w:val="26"/>
+        </w:rPr>
+        <w:t>colors</w:t>
+      </w:r>
+      <w:proofErr w:type="spellEnd"/>
+      <w:r>
+        <w:rPr>
+          <w:rFonts w:ascii="Times New Roman" w:hAnsi="Times New Roman" w:cs="Times New Roman"/>
+          <w:sz w:val="26"/>
+          <w:szCs w:val="26"/>
+        </w:rPr>
+        <w:t xml:space="preserve"> manually</w:t>
+      </w:r>
+    </w:p>
+    <w:p>
+      <w:pPr>
+        <w:rPr>
+          <w:rFonts w:ascii="Times New Roman" w:hAnsi="Times New Roman" w:cs="Times New Roman"/>
+          <w:sz w:val="26"/>
+          <w:szCs w:val="26"/>
+        </w:rPr>
+      </w:pPr>
+      <w:proofErr w:type="spellStart"/>
+      <w:r>
+        <w:rPr>
+          <w:rFonts w:ascii="Times New Roman" w:hAnsi="Times New Roman" w:cs="Times New Roman"/>
+          <w:sz w:val="26"/>
+          <w:szCs w:val="26"/>
+        </w:rPr>
+        <w:t>colors</w:t>
+      </w:r>
+      <w:proofErr w:type="spellEnd"/>
+      <w:r>
+        <w:rPr>
+          <w:rFonts w:ascii="Times New Roman" w:hAnsi="Times New Roman" w:cs="Times New Roman"/>
+          <w:sz w:val="26"/>
+          <w:szCs w:val="26"/>
+        </w:rPr>
+        <w:t xml:space="preserve"> = ['red', 'blue', 'green', 'orange', 'purple']</w:t>
+      </w:r>
+      <w:r>
+        <w:rPr>
+          <w:rFonts w:ascii="Times New Roman" w:hAnsi="Times New Roman" w:cs="Times New Roman"/>
+          <w:sz w:val="26"/>
+          <w:szCs w:val="26"/>
+        </w:rPr>
+        <w:br/>
+      </w:r>
+      <w:proofErr w:type="spellStart"/>
+      <w:r>
+        <w:rPr>
+          <w:rFonts w:ascii="Times New Roman" w:hAnsi="Times New Roman" w:cs="Times New Roman"/>
+          <w:sz w:val="26"/>
+          <w:szCs w:val="26"/>
+        </w:rPr>
+        <w:t>plt.bar</w:t>
+      </w:r>
+      <w:proofErr w:type="spellEnd"/>
+      <w:r>
+        <w:rPr>
+          <w:rFonts w:ascii="Times New Roman" w:hAnsi="Times New Roman" w:cs="Times New Roman"/>
+          <w:sz w:val="26"/>
+          <w:szCs w:val="26"/>
+        </w:rPr>
+        <w:t>(</w:t>
+      </w:r>
+      <w:proofErr w:type="spellStart"/>
+      <w:r>
+        <w:rPr>
+          <w:rFonts w:ascii="Times New Roman" w:hAnsi="Times New Roman" w:cs="Times New Roman"/>
+          <w:sz w:val="26"/>
+          <w:szCs w:val="26"/>
+        </w:rPr>
+        <w:t>categorical_sales</w:t>
+      </w:r>
+      <w:proofErr w:type="spellEnd"/>
+      <w:r>
+        <w:rPr>
+          <w:rFonts w:ascii="Times New Roman" w:hAnsi="Times New Roman" w:cs="Times New Roman"/>
+          <w:sz w:val="26"/>
+          <w:szCs w:val="26"/>
+        </w:rPr>
+        <w:t>['Category'],</w:t>
+      </w:r>
+      <w:r>
+        <w:rPr>
+          <w:rFonts w:ascii="Times New Roman" w:hAnsi="Times New Roman" w:cs="Times New Roman"/>
+          <w:sz w:val="26"/>
+          <w:szCs w:val="26"/>
+        </w:rPr>
+        <w:t xml:space="preserve"> </w:t>
+      </w:r>
+      <w:proofErr w:type="spellStart"/>
+      <w:r>
+        <w:rPr>
+          <w:rFonts w:ascii="Times New Roman" w:hAnsi="Times New Roman" w:cs="Times New Roman"/>
+          <w:sz w:val="26"/>
+          <w:szCs w:val="26"/>
+        </w:rPr>
+        <w:t>categorical_sales</w:t>
+      </w:r>
+      <w:proofErr w:type="spellEnd"/>
+      <w:r>
+        <w:rPr>
+          <w:rFonts w:ascii="Times New Roman" w:hAnsi="Times New Roman" w:cs="Times New Roman"/>
+          <w:sz w:val="26"/>
+          <w:szCs w:val="26"/>
+        </w:rPr>
+        <w:t>['Sales'],</w:t>
+      </w:r>
+      <w:r>
+        <w:rPr>
+          <w:rFonts w:ascii="Times New Roman" w:hAnsi="Times New Roman" w:cs="Times New Roman"/>
+          <w:sz w:val="26"/>
+          <w:szCs w:val="26"/>
+        </w:rPr>
+        <w:t xml:space="preserve"> </w:t>
+      </w:r>
+      <w:proofErr w:type="spellStart"/>
+      <w:r>
+        <w:rPr>
+          <w:rFonts w:ascii="Times New Roman" w:hAnsi="Times New Roman" w:cs="Times New Roman"/>
+          <w:sz w:val="26"/>
+          <w:szCs w:val="26"/>
+        </w:rPr>
+        <w:t>color</w:t>
+      </w:r>
+      <w:proofErr w:type="spellEnd"/>
+      <w:r>
+        <w:rPr>
+          <w:rFonts w:ascii="Times New Roman" w:hAnsi="Times New Roman" w:cs="Times New Roman"/>
+          <w:sz w:val="26"/>
+          <w:szCs w:val="26"/>
+        </w:rPr>
+        <w:t>=</w:t>
+      </w:r>
+      <w:proofErr w:type="spellStart"/>
+      <w:r>
+        <w:rPr>
+          <w:rFonts w:ascii="Times New Roman" w:hAnsi="Times New Roman" w:cs="Times New Roman"/>
+          <w:sz w:val="26"/>
+          <w:szCs w:val="26"/>
+        </w:rPr>
+        <w:t>colors</w:t>
+      </w:r>
+      <w:proofErr w:type="spellEnd"/>
+      <w:r>
+        <w:rPr>
+          <w:rFonts w:ascii="Times New Roman" w:hAnsi="Times New Roman" w:cs="Times New Roman"/>
+          <w:sz w:val="26"/>
+          <w:szCs w:val="26"/>
+        </w:rPr>
+        <w:t>)</w:t>
+      </w:r>
+    </w:p>
+    <w:p>
+      <w:pPr>
+        <w:rPr>
+          <w:rFonts w:ascii="Times New Roman" w:hAnsi="Times New Roman" w:cs="Times New Roman"/>
+          <w:sz w:val="26"/>
+          <w:szCs w:val="26"/>
+        </w:rPr>
+      </w:pPr>
+      <w:r>
+        <w:rPr>
+          <w:rFonts w:ascii="Times New Roman" w:hAnsi="Times New Roman" w:cs="Times New Roman"/>
+          <w:sz w:val="26"/>
+          <w:szCs w:val="26"/>
+        </w:rPr>
+        <w:t xml:space="preserve">Each bar will use the corresponding </w:t>
+      </w:r>
+      <w:proofErr w:type="spellStart"/>
+      <w:r>
+        <w:rPr>
+          <w:rFonts w:ascii="Times New Roman" w:hAnsi="Times New Roman" w:cs="Times New Roman"/>
+          <w:sz w:val="26"/>
+          <w:szCs w:val="26"/>
+        </w:rPr>
+        <w:t>color</w:t>
+      </w:r>
+      <w:proofErr w:type="spellEnd"/>
+      <w:r>
+        <w:rPr>
+          <w:rFonts w:ascii="Times New Roman" w:hAnsi="Times New Roman" w:cs="Times New Roman"/>
+          <w:sz w:val="26"/>
+          <w:szCs w:val="26"/>
+        </w:rPr>
+        <w:t xml:space="preserve"> in the list.</w:t>
+      </w:r>
+      <w:r>
+        <w:rPr>
+          <w:rFonts w:ascii="Times New Roman" w:hAnsi="Times New Roman" w:cs="Times New Roman"/>
+          <w:sz w:val="26"/>
+          <w:szCs w:val="26"/>
+        </w:rPr>
+        <w:t xml:space="preserve"> You have to write as many </w:t>
+      </w:r>
+      <w:proofErr w:type="spellStart"/>
+      <w:r>
+        <w:rPr>
+          <w:rFonts w:ascii="Times New Roman" w:hAnsi="Times New Roman" w:cs="Times New Roman"/>
+          <w:sz w:val="26"/>
+          <w:szCs w:val="26"/>
+        </w:rPr>
+        <w:t>color</w:t>
+      </w:r>
+      <w:proofErr w:type="spellEnd"/>
+      <w:r>
+        <w:rPr>
+          <w:rFonts w:ascii="Times New Roman" w:hAnsi="Times New Roman" w:cs="Times New Roman"/>
+          <w:sz w:val="26"/>
+          <w:szCs w:val="26"/>
+        </w:rPr>
+        <w:t xml:space="preserve"> as the number of bars.</w:t>
+      </w:r>
+    </w:p>
+    <w:p>
+      <w:pPr>
+        <w:rPr>
+          <w:rFonts w:ascii="Times New Roman" w:hAnsi="Times New Roman" w:cs="Times New Roman"/>
+          <w:sz w:val="26"/>
+          <w:szCs w:val="26"/>
+        </w:rPr>
+      </w:pPr>
+      <w:r>
+        <w:rPr>
+          <w:rFonts w:ascii="Times New Roman" w:hAnsi="Times New Roman" w:cs="Times New Roman"/>
+          <w:sz w:val="26"/>
+          <w:szCs w:val="26"/>
+        </w:rPr>
+        <w:t xml:space="preserve">We can use </w:t>
+      </w:r>
+      <w:r>
+        <w:rPr>
+          <w:rFonts w:ascii="Times New Roman" w:hAnsi="Times New Roman" w:cs="Times New Roman"/>
+          <w:sz w:val="26"/>
+          <w:szCs w:val="26"/>
+        </w:rPr>
+        <w:t xml:space="preserve">named </w:t>
+      </w:r>
+      <w:proofErr w:type="spellStart"/>
+      <w:r>
+        <w:rPr>
+          <w:rFonts w:ascii="Times New Roman" w:hAnsi="Times New Roman" w:cs="Times New Roman"/>
+          <w:sz w:val="26"/>
+          <w:szCs w:val="26"/>
+        </w:rPr>
+        <w:t>colors</w:t>
+      </w:r>
+      <w:proofErr w:type="spellEnd"/>
+      <w:r>
+        <w:rPr>
+          <w:rFonts w:ascii="Times New Roman" w:hAnsi="Times New Roman" w:cs="Times New Roman"/>
+          <w:sz w:val="26"/>
+          <w:szCs w:val="26"/>
+        </w:rPr>
+        <w:t xml:space="preserve"> supported by Matplotlib, </w:t>
+      </w:r>
+      <w:r>
+        <w:rPr>
+          <w:rFonts w:ascii="Times New Roman" w:hAnsi="Times New Roman" w:cs="Times New Roman"/>
+          <w:sz w:val="26"/>
+          <w:szCs w:val="26"/>
+        </w:rPr>
+        <w:t xml:space="preserve">hexadecimal </w:t>
+      </w:r>
+      <w:proofErr w:type="spellStart"/>
+      <w:r>
+        <w:rPr>
+          <w:rFonts w:ascii="Times New Roman" w:hAnsi="Times New Roman" w:cs="Times New Roman"/>
+          <w:sz w:val="26"/>
+          <w:szCs w:val="26"/>
+        </w:rPr>
+        <w:t>color</w:t>
+      </w:r>
+      <w:proofErr w:type="spellEnd"/>
+      <w:r>
+        <w:rPr>
+          <w:rFonts w:ascii="Times New Roman" w:hAnsi="Times New Roman" w:cs="Times New Roman"/>
+          <w:sz w:val="26"/>
+          <w:szCs w:val="26"/>
+        </w:rPr>
+        <w:t xml:space="preserve"> codes</w:t>
+      </w:r>
+      <w:r>
+        <w:rPr>
+          <w:rFonts w:ascii="Times New Roman" w:hAnsi="Times New Roman" w:cs="Times New Roman"/>
+          <w:sz w:val="26"/>
+          <w:szCs w:val="26"/>
+        </w:rPr>
+        <w:t>.</w:t>
+      </w:r>
+    </w:p>
+    <w:p>
+      <w:pPr>
+        <w:rPr>
+          <w:rFonts w:ascii="Times New Roman" w:hAnsi="Times New Roman" w:cs="Times New Roman"/>
+          <w:sz w:val="26"/>
+          <w:szCs w:val="26"/>
+        </w:rPr>
+      </w:pPr>
+    </w:p>
+    <w:p>
+      <w:pPr>
+        <w:rPr>
+          <w:rFonts w:ascii="Times New Roman" w:hAnsi="Times New Roman" w:cs="Times New Roman"/>
+          <w:sz w:val="26"/>
+          <w:szCs w:val="26"/>
+        </w:rPr>
+      </w:pPr>
+      <w:r>
+        <w:rPr>
+          <w:rFonts w:ascii="Times New Roman" w:hAnsi="Times New Roman" w:cs="Times New Roman"/>
+          <w:b/>
+          <w:bCs/>
+          <w:sz w:val="26"/>
+          <w:szCs w:val="26"/>
+        </w:rPr>
+        <w:t xml:space="preserve">Method </w:t>
+      </w:r>
+      <w:r>
+        <w:rPr>
+          <w:rFonts w:ascii="Times New Roman" w:hAnsi="Times New Roman" w:cs="Times New Roman"/>
+          <w:b/>
+          <w:bCs/>
+          <w:sz w:val="26"/>
+          <w:szCs w:val="26"/>
+        </w:rPr>
+        <w:t>2</w:t>
+      </w:r>
+      <w:r>
+        <w:rPr>
+          <w:rFonts w:ascii="Times New Roman" w:hAnsi="Times New Roman" w:cs="Times New Roman"/>
+          <w:b/>
+          <w:bCs/>
+          <w:sz w:val="26"/>
+          <w:szCs w:val="26"/>
+        </w:rPr>
+        <w:t>:</w:t>
+      </w:r>
+      <w:r>
+        <w:rPr>
+          <w:rFonts w:ascii="Times New Roman" w:hAnsi="Times New Roman" w:cs="Times New Roman"/>
+          <w:sz w:val="26"/>
+          <w:szCs w:val="26"/>
+        </w:rPr>
+        <w:t xml:space="preserve"> Use a built-in </w:t>
+      </w:r>
+      <w:proofErr w:type="spellStart"/>
+      <w:r>
+        <w:rPr>
+          <w:rFonts w:ascii="Times New Roman" w:hAnsi="Times New Roman" w:cs="Times New Roman"/>
+          <w:sz w:val="26"/>
+          <w:szCs w:val="26"/>
+        </w:rPr>
+        <w:t>color</w:t>
+      </w:r>
+      <w:proofErr w:type="spellEnd"/>
+      <w:r>
+        <w:rPr>
+          <w:rFonts w:ascii="Times New Roman" w:hAnsi="Times New Roman" w:cs="Times New Roman"/>
+          <w:sz w:val="26"/>
+          <w:szCs w:val="26"/>
+        </w:rPr>
+        <w:t xml:space="preserve"> map (recommended for many bars)</w:t>
+      </w:r>
+    </w:p>
+    <w:p>
+      <w:pPr>
+        <w:rPr>
+          <w:rFonts w:ascii="Times New Roman" w:hAnsi="Times New Roman" w:cs="Times New Roman"/>
+          <w:sz w:val="26"/>
+          <w:szCs w:val="26"/>
+        </w:rPr>
+      </w:pPr>
+      <w:proofErr w:type="spellStart"/>
+      <w:r>
+        <w:rPr>
+          <w:rFonts w:ascii="Times New Roman" w:hAnsi="Times New Roman" w:cs="Times New Roman"/>
+          <w:sz w:val="26"/>
+          <w:szCs w:val="26"/>
+        </w:rPr>
+        <w:t>colors</w:t>
+      </w:r>
+      <w:proofErr w:type="spellEnd"/>
+      <w:r>
+        <w:rPr>
+          <w:rFonts w:ascii="Times New Roman" w:hAnsi="Times New Roman" w:cs="Times New Roman"/>
+          <w:sz w:val="26"/>
+          <w:szCs w:val="26"/>
+        </w:rPr>
+        <w:t xml:space="preserve"> = plt.cm.tab10(range(</w:t>
+      </w:r>
+      <w:proofErr w:type="spellStart"/>
+      <w:r>
+        <w:rPr>
+          <w:rFonts w:ascii="Times New Roman" w:hAnsi="Times New Roman" w:cs="Times New Roman"/>
+          <w:sz w:val="26"/>
+          <w:szCs w:val="26"/>
+        </w:rPr>
+        <w:t>len</w:t>
+      </w:r>
+      <w:proofErr w:type="spellEnd"/>
+      <w:r>
+        <w:rPr>
+          <w:rFonts w:ascii="Times New Roman" w:hAnsi="Times New Roman" w:cs="Times New Roman"/>
+          <w:sz w:val="26"/>
+          <w:szCs w:val="26"/>
+        </w:rPr>
+        <w:t>(</w:t>
+      </w:r>
+      <w:proofErr w:type="spellStart"/>
+      <w:r>
+        <w:rPr>
+          <w:rFonts w:ascii="Times New Roman" w:hAnsi="Times New Roman" w:cs="Times New Roman"/>
+          <w:sz w:val="26"/>
+          <w:szCs w:val="26"/>
+        </w:rPr>
+        <w:t>categorical_sales</w:t>
+      </w:r>
+      <w:proofErr w:type="spellEnd"/>
+      <w:r>
+        <w:rPr>
+          <w:rFonts w:ascii="Times New Roman" w:hAnsi="Times New Roman" w:cs="Times New Roman"/>
+          <w:sz w:val="26"/>
+          <w:szCs w:val="26"/>
+        </w:rPr>
+        <w:t>)))</w:t>
+      </w:r>
+      <w:r>
+        <w:rPr>
+          <w:rFonts w:ascii="Times New Roman" w:hAnsi="Times New Roman" w:cs="Times New Roman"/>
+          <w:sz w:val="26"/>
+          <w:szCs w:val="26"/>
+        </w:rPr>
+        <w:br/>
+      </w:r>
+      <w:proofErr w:type="spellStart"/>
+      <w:r>
+        <w:rPr>
+          <w:rFonts w:ascii="Times New Roman" w:hAnsi="Times New Roman" w:cs="Times New Roman"/>
+          <w:sz w:val="26"/>
+          <w:szCs w:val="26"/>
+        </w:rPr>
+        <w:t>plt.bar</w:t>
+      </w:r>
+      <w:proofErr w:type="spellEnd"/>
+      <w:r>
+        <w:rPr>
+          <w:rFonts w:ascii="Times New Roman" w:hAnsi="Times New Roman" w:cs="Times New Roman"/>
+          <w:sz w:val="26"/>
+          <w:szCs w:val="26"/>
+        </w:rPr>
+        <w:t>(</w:t>
+      </w:r>
+      <w:proofErr w:type="spellStart"/>
+      <w:r>
+        <w:rPr>
+          <w:rFonts w:ascii="Times New Roman" w:hAnsi="Times New Roman" w:cs="Times New Roman"/>
+          <w:sz w:val="26"/>
+          <w:szCs w:val="26"/>
+        </w:rPr>
+        <w:t>categorical_sales</w:t>
+      </w:r>
+      <w:proofErr w:type="spellEnd"/>
+      <w:r>
+        <w:rPr>
+          <w:rFonts w:ascii="Times New Roman" w:hAnsi="Times New Roman" w:cs="Times New Roman"/>
+          <w:sz w:val="26"/>
+          <w:szCs w:val="26"/>
+        </w:rPr>
+        <w:t>['Category'],</w:t>
+      </w:r>
+      <w:r>
+        <w:rPr>
+          <w:rFonts w:ascii="Times New Roman" w:hAnsi="Times New Roman" w:cs="Times New Roman"/>
+          <w:sz w:val="26"/>
+          <w:szCs w:val="26"/>
+        </w:rPr>
+        <w:t xml:space="preserve"> </w:t>
+      </w:r>
+      <w:proofErr w:type="spellStart"/>
+      <w:r>
+        <w:rPr>
+          <w:rFonts w:ascii="Times New Roman" w:hAnsi="Times New Roman" w:cs="Times New Roman"/>
+          <w:sz w:val="26"/>
+          <w:szCs w:val="26"/>
+        </w:rPr>
+        <w:t>categorical_sales</w:t>
+      </w:r>
+      <w:proofErr w:type="spellEnd"/>
+      <w:r>
+        <w:rPr>
+          <w:rFonts w:ascii="Times New Roman" w:hAnsi="Times New Roman" w:cs="Times New Roman"/>
+          <w:sz w:val="26"/>
+          <w:szCs w:val="26"/>
+        </w:rPr>
+        <w:t>['Sales'],</w:t>
+      </w:r>
+      <w:r>
+        <w:rPr>
+          <w:rFonts w:ascii="Times New Roman" w:hAnsi="Times New Roman" w:cs="Times New Roman"/>
+          <w:sz w:val="26"/>
+          <w:szCs w:val="26"/>
+        </w:rPr>
+        <w:t xml:space="preserve"> </w:t>
+      </w:r>
+      <w:proofErr w:type="spellStart"/>
+      <w:r>
+        <w:rPr>
+          <w:rFonts w:ascii="Times New Roman" w:hAnsi="Times New Roman" w:cs="Times New Roman"/>
+          <w:sz w:val="26"/>
+          <w:szCs w:val="26"/>
+        </w:rPr>
+        <w:t>color</w:t>
+      </w:r>
+      <w:proofErr w:type="spellEnd"/>
+      <w:r>
+        <w:rPr>
+          <w:rFonts w:ascii="Times New Roman" w:hAnsi="Times New Roman" w:cs="Times New Roman"/>
+          <w:sz w:val="26"/>
+          <w:szCs w:val="26"/>
+        </w:rPr>
+        <w:t>=</w:t>
+      </w:r>
+      <w:proofErr w:type="spellStart"/>
+      <w:r>
+        <w:rPr>
+          <w:rFonts w:ascii="Times New Roman" w:hAnsi="Times New Roman" w:cs="Times New Roman"/>
+          <w:sz w:val="26"/>
+          <w:szCs w:val="26"/>
+        </w:rPr>
+        <w:t>colors</w:t>
+      </w:r>
+      <w:proofErr w:type="spellEnd"/>
+      <w:r>
+        <w:rPr>
+          <w:rFonts w:ascii="Times New Roman" w:hAnsi="Times New Roman" w:cs="Times New Roman"/>
+          <w:sz w:val="26"/>
+          <w:szCs w:val="26"/>
+        </w:rPr>
+        <w:t>)</w:t>
+      </w:r>
+    </w:p>
+    <w:p>
+      <w:pPr>
+        <w:rPr>
+          <w:rFonts w:ascii="Times New Roman" w:hAnsi="Times New Roman" w:cs="Times New Roman"/>
+          <w:b/>
+          <w:bCs/>
+          <w:sz w:val="26"/>
+          <w:szCs w:val="26"/>
+        </w:rPr>
+      </w:pPr>
+      <w:r>
+        <w:rPr>
+          <w:rFonts w:ascii="Times New Roman" w:hAnsi="Times New Roman" w:cs="Times New Roman"/>
+          <w:b/>
+          <w:bCs/>
+          <w:sz w:val="26"/>
+          <w:szCs w:val="26"/>
+        </w:rPr>
+        <w:t>Where:</w:t>
+      </w:r>
+    </w:p>
+    <w:p>
+      <w:pPr>
+        <w:pStyle w:val="ListParagraph"/>
+        <w:numPr>
+          <w:ilvl w:val="0"/>
+          <w:numId w:val="19"/>
+        </w:numPr>
+        <w:rPr>
+          <w:rFonts w:ascii="Times New Roman" w:hAnsi="Times New Roman" w:cs="Times New Roman"/>
+          <w:sz w:val="26"/>
+          <w:szCs w:val="26"/>
+        </w:rPr>
+      </w:pPr>
+      <w:r>
+        <w:rPr>
+          <w:rFonts w:ascii="Times New Roman" w:hAnsi="Times New Roman" w:cs="Times New Roman"/>
+          <w:b/>
+          <w:bCs/>
+          <w:sz w:val="26"/>
+          <w:szCs w:val="26"/>
+        </w:rPr>
+        <w:t xml:space="preserve">cm </w:t>
+      </w:r>
+      <w:r>
+        <w:rPr>
+          <w:rFonts w:ascii="Times New Roman" w:hAnsi="Times New Roman" w:cs="Times New Roman"/>
+          <w:sz w:val="26"/>
+          <w:szCs w:val="26"/>
+        </w:rPr>
+        <w:t>stands for colormap</w:t>
+      </w:r>
+      <w:r>
+        <w:rPr>
+          <w:rFonts w:ascii="Times New Roman" w:hAnsi="Times New Roman" w:cs="Times New Roman"/>
+          <w:sz w:val="26"/>
+          <w:szCs w:val="26"/>
+        </w:rPr>
+        <w:t xml:space="preserve">, </w:t>
+      </w:r>
+      <w:r>
+        <w:rPr>
+          <w:rFonts w:ascii="Times New Roman" w:hAnsi="Times New Roman" w:cs="Times New Roman"/>
+          <w:sz w:val="26"/>
+          <w:szCs w:val="26"/>
+        </w:rPr>
+        <w:t xml:space="preserve">it </w:t>
+      </w:r>
+      <w:r>
+        <w:rPr>
+          <w:rFonts w:ascii="Times New Roman" w:hAnsi="Times New Roman" w:cs="Times New Roman"/>
+          <w:sz w:val="26"/>
+          <w:szCs w:val="26"/>
+        </w:rPr>
+        <w:t xml:space="preserve">is a collection of </w:t>
+      </w:r>
+      <w:proofErr w:type="spellStart"/>
+      <w:r>
+        <w:rPr>
+          <w:rFonts w:ascii="Times New Roman" w:hAnsi="Times New Roman" w:cs="Times New Roman"/>
+          <w:sz w:val="26"/>
+          <w:szCs w:val="26"/>
+        </w:rPr>
+        <w:t>colors</w:t>
+      </w:r>
+      <w:proofErr w:type="spellEnd"/>
+      <w:r>
+        <w:rPr>
+          <w:rFonts w:ascii="Times New Roman" w:hAnsi="Times New Roman" w:cs="Times New Roman"/>
+          <w:sz w:val="26"/>
+          <w:szCs w:val="26"/>
+        </w:rPr>
+        <w:t xml:space="preserve"> provided by Matplotlib.</w:t>
+      </w:r>
+    </w:p>
+    <w:p>
+      <w:pPr>
+        <w:pStyle w:val="ListParagraph"/>
+        <w:numPr>
+          <w:ilvl w:val="0"/>
+          <w:numId w:val="19"/>
+        </w:numPr>
+        <w:rPr>
+          <w:rFonts w:ascii="Times New Roman" w:hAnsi="Times New Roman" w:cs="Times New Roman"/>
+          <w:sz w:val="26"/>
+          <w:szCs w:val="26"/>
+        </w:rPr>
+      </w:pPr>
+      <w:r>
+        <w:rPr>
+          <w:rFonts w:ascii="Times New Roman" w:hAnsi="Times New Roman" w:cs="Times New Roman"/>
+          <w:b/>
+          <w:bCs/>
+          <w:sz w:val="26"/>
+          <w:szCs w:val="26"/>
+        </w:rPr>
+        <w:t>tab10</w:t>
+      </w:r>
+      <w:r>
+        <w:rPr>
+          <w:rFonts w:ascii="Times New Roman" w:hAnsi="Times New Roman" w:cs="Times New Roman"/>
+          <w:sz w:val="26"/>
+          <w:szCs w:val="26"/>
+        </w:rPr>
+        <w:t xml:space="preserve"> is a colormap containing </w:t>
+      </w:r>
+      <w:r>
+        <w:rPr>
+          <w:rFonts w:ascii="Times New Roman" w:hAnsi="Times New Roman" w:cs="Times New Roman"/>
+          <w:b/>
+          <w:bCs/>
+          <w:sz w:val="26"/>
+          <w:szCs w:val="26"/>
+        </w:rPr>
+        <w:t xml:space="preserve">10 distinct </w:t>
+      </w:r>
+      <w:proofErr w:type="spellStart"/>
+      <w:r>
+        <w:rPr>
+          <w:rFonts w:ascii="Times New Roman" w:hAnsi="Times New Roman" w:cs="Times New Roman"/>
+          <w:b/>
+          <w:bCs/>
+          <w:sz w:val="26"/>
+          <w:szCs w:val="26"/>
+        </w:rPr>
+        <w:t>colors</w:t>
+      </w:r>
+      <w:proofErr w:type="spellEnd"/>
+      <w:r>
+        <w:rPr>
+          <w:rFonts w:ascii="Times New Roman" w:hAnsi="Times New Roman" w:cs="Times New Roman"/>
+          <w:sz w:val="26"/>
+          <w:szCs w:val="26"/>
+        </w:rPr>
+        <w:t>.</w:t>
+      </w:r>
+      <w:r>
+        <w:rPr>
+          <w:rFonts w:ascii="Times New Roman" w:hAnsi="Times New Roman" w:cs="Times New Roman"/>
+          <w:sz w:val="26"/>
+          <w:szCs w:val="26"/>
+        </w:rPr>
+        <w:t xml:space="preserve"> </w:t>
+      </w:r>
+      <w:r>
+        <w:rPr>
+          <w:rFonts w:ascii="Times New Roman" w:hAnsi="Times New Roman" w:cs="Times New Roman"/>
+          <w:sz w:val="26"/>
+          <w:szCs w:val="26"/>
+        </w:rPr>
+        <w:t xml:space="preserve">The </w:t>
+      </w:r>
+      <w:proofErr w:type="spellStart"/>
+      <w:r>
+        <w:rPr>
+          <w:rFonts w:ascii="Times New Roman" w:hAnsi="Times New Roman" w:cs="Times New Roman"/>
+          <w:sz w:val="26"/>
+          <w:szCs w:val="26"/>
+        </w:rPr>
+        <w:t>colors</w:t>
+      </w:r>
+      <w:proofErr w:type="spellEnd"/>
+      <w:r>
+        <w:rPr>
+          <w:rFonts w:ascii="Times New Roman" w:hAnsi="Times New Roman" w:cs="Times New Roman"/>
+          <w:sz w:val="26"/>
+          <w:szCs w:val="26"/>
+        </w:rPr>
+        <w:t xml:space="preserve"> are designed to be visually different from one another, making them ideal for categorical data like bar charts.</w:t>
+      </w:r>
+    </w:p>
+    <w:p>
+      <w:pPr>
+        <w:pStyle w:val="ListParagraph"/>
+        <w:numPr>
+          <w:ilvl w:val="0"/>
+          <w:numId w:val="19"/>
+        </w:numPr>
+        <w:rPr>
+          <w:rFonts w:ascii="Times New Roman" w:hAnsi="Times New Roman" w:cs="Times New Roman"/>
+          <w:sz w:val="26"/>
+          <w:szCs w:val="26"/>
+        </w:rPr>
+      </w:pPr>
+      <w:r>
+        <w:rPr>
+          <w:rFonts w:ascii="Times New Roman" w:hAnsi="Times New Roman" w:cs="Times New Roman"/>
+          <w:b/>
+          <w:bCs/>
+          <w:sz w:val="26"/>
+          <w:szCs w:val="26"/>
+        </w:rPr>
+        <w:t>range(</w:t>
+      </w:r>
+      <w:proofErr w:type="spellStart"/>
+      <w:r>
+        <w:rPr>
+          <w:rFonts w:ascii="Times New Roman" w:hAnsi="Times New Roman" w:cs="Times New Roman"/>
+          <w:b/>
+          <w:bCs/>
+          <w:sz w:val="26"/>
+          <w:szCs w:val="26"/>
+        </w:rPr>
+        <w:t>len</w:t>
+      </w:r>
+      <w:proofErr w:type="spellEnd"/>
+      <w:r>
+        <w:rPr>
+          <w:rFonts w:ascii="Times New Roman" w:hAnsi="Times New Roman" w:cs="Times New Roman"/>
+          <w:b/>
+          <w:bCs/>
+          <w:sz w:val="26"/>
+          <w:szCs w:val="26"/>
+        </w:rPr>
+        <w:t>(</w:t>
+      </w:r>
+      <w:proofErr w:type="spellStart"/>
+      <w:r>
+        <w:rPr>
+          <w:rFonts w:ascii="Times New Roman" w:hAnsi="Times New Roman" w:cs="Times New Roman"/>
+          <w:b/>
+          <w:bCs/>
+          <w:sz w:val="26"/>
+          <w:szCs w:val="26"/>
+        </w:rPr>
+        <w:t>categorical_sales</w:t>
+      </w:r>
+      <w:proofErr w:type="spellEnd"/>
+      <w:r>
+        <w:rPr>
+          <w:rFonts w:ascii="Times New Roman" w:hAnsi="Times New Roman" w:cs="Times New Roman"/>
+          <w:b/>
+          <w:bCs/>
+          <w:sz w:val="26"/>
+          <w:szCs w:val="26"/>
+        </w:rPr>
+        <w:t>))</w:t>
+      </w:r>
+      <w:r>
+        <w:rPr>
+          <w:rFonts w:ascii="Times New Roman" w:hAnsi="Times New Roman" w:cs="Times New Roman"/>
+          <w:sz w:val="26"/>
+          <w:szCs w:val="26"/>
+        </w:rPr>
+        <w:t xml:space="preserve"> actually tells how many bars we have, so that it can pull those many </w:t>
+      </w:r>
+      <w:proofErr w:type="spellStart"/>
+      <w:r>
+        <w:rPr>
+          <w:rFonts w:ascii="Times New Roman" w:hAnsi="Times New Roman" w:cs="Times New Roman"/>
+          <w:sz w:val="26"/>
+          <w:szCs w:val="26"/>
+        </w:rPr>
+        <w:t>colors</w:t>
+      </w:r>
+      <w:proofErr w:type="spellEnd"/>
+      <w:r>
+        <w:rPr>
+          <w:rFonts w:ascii="Times New Roman" w:hAnsi="Times New Roman" w:cs="Times New Roman"/>
+          <w:sz w:val="26"/>
+          <w:szCs w:val="26"/>
+        </w:rPr>
+        <w:t xml:space="preserve"> and assign them to the graph. </w:t>
+      </w:r>
+      <w:r>
+        <w:rPr>
+          <w:rFonts w:ascii="Times New Roman" w:hAnsi="Times New Roman" w:cs="Times New Roman"/>
+          <w:b/>
+          <w:bCs/>
+          <w:sz w:val="26"/>
+          <w:szCs w:val="26"/>
+        </w:rPr>
+        <w:t>For ex:</w:t>
+      </w:r>
+      <w:r>
+        <w:rPr>
+          <w:rFonts w:ascii="Times New Roman" w:hAnsi="Times New Roman" w:cs="Times New Roman"/>
+          <w:sz w:val="26"/>
+          <w:szCs w:val="26"/>
+        </w:rPr>
+        <w:t xml:space="preserve"> if we have 3 rows in the </w:t>
+      </w:r>
+      <w:proofErr w:type="spellStart"/>
+      <w:r>
+        <w:rPr>
+          <w:rFonts w:ascii="Times New Roman" w:hAnsi="Times New Roman" w:cs="Times New Roman"/>
+          <w:sz w:val="26"/>
+          <w:szCs w:val="26"/>
+        </w:rPr>
+        <w:t>category_sales</w:t>
+      </w:r>
+      <w:proofErr w:type="spellEnd"/>
+      <w:r>
+        <w:rPr>
+          <w:rFonts w:ascii="Times New Roman" w:hAnsi="Times New Roman" w:cs="Times New Roman"/>
+          <w:sz w:val="26"/>
+          <w:szCs w:val="26"/>
+        </w:rPr>
+        <w:t xml:space="preserve"> </w:t>
+      </w:r>
+      <w:proofErr w:type="spellStart"/>
+      <w:r>
+        <w:rPr>
+          <w:rFonts w:ascii="Times New Roman" w:hAnsi="Times New Roman" w:cs="Times New Roman"/>
+          <w:sz w:val="26"/>
+          <w:szCs w:val="26"/>
+        </w:rPr>
+        <w:t>dataframe</w:t>
+      </w:r>
+      <w:proofErr w:type="spellEnd"/>
+      <w:r>
+        <w:rPr>
+          <w:rFonts w:ascii="Times New Roman" w:hAnsi="Times New Roman" w:cs="Times New Roman"/>
+          <w:sz w:val="26"/>
+          <w:szCs w:val="26"/>
+        </w:rPr>
+        <w:t xml:space="preserve">, </w:t>
+      </w:r>
+      <w:proofErr w:type="spellStart"/>
+      <w:r>
+        <w:rPr>
+          <w:rFonts w:ascii="Times New Roman" w:hAnsi="Times New Roman" w:cs="Times New Roman"/>
+          <w:sz w:val="26"/>
+          <w:szCs w:val="26"/>
+        </w:rPr>
+        <w:t>len</w:t>
+      </w:r>
+      <w:proofErr w:type="spellEnd"/>
+      <w:r>
+        <w:rPr>
+          <w:rFonts w:ascii="Times New Roman" w:hAnsi="Times New Roman" w:cs="Times New Roman"/>
+          <w:sz w:val="26"/>
+          <w:szCs w:val="26"/>
+        </w:rPr>
+        <w:t>(</w:t>
+      </w:r>
+      <w:proofErr w:type="spellStart"/>
+      <w:r>
+        <w:rPr>
+          <w:rFonts w:ascii="Times New Roman" w:hAnsi="Times New Roman" w:cs="Times New Roman"/>
+          <w:sz w:val="26"/>
+          <w:szCs w:val="26"/>
+        </w:rPr>
+        <w:t>category_sales</w:t>
+      </w:r>
+      <w:proofErr w:type="spellEnd"/>
+      <w:r>
+        <w:rPr>
+          <w:rFonts w:ascii="Times New Roman" w:hAnsi="Times New Roman" w:cs="Times New Roman"/>
+          <w:sz w:val="26"/>
+          <w:szCs w:val="26"/>
+        </w:rPr>
+        <w:t xml:space="preserve">) will return 3. IT will mean range(3). Hence </w:t>
+      </w:r>
+      <w:r>
+        <w:rPr>
+          <w:rFonts w:ascii="Times New Roman" w:hAnsi="Times New Roman" w:cs="Times New Roman"/>
+          <w:sz w:val="26"/>
+          <w:szCs w:val="26"/>
+        </w:rPr>
+        <w:t xml:space="preserve">Matplotlib now looks up </w:t>
+      </w:r>
+      <w:proofErr w:type="spellStart"/>
+      <w:r>
+        <w:rPr>
+          <w:rFonts w:ascii="Times New Roman" w:hAnsi="Times New Roman" w:cs="Times New Roman"/>
+          <w:sz w:val="26"/>
+          <w:szCs w:val="26"/>
+        </w:rPr>
+        <w:t>colors</w:t>
+      </w:r>
+      <w:proofErr w:type="spellEnd"/>
+      <w:r>
+        <w:rPr>
+          <w:rFonts w:ascii="Times New Roman" w:hAnsi="Times New Roman" w:cs="Times New Roman"/>
+          <w:sz w:val="26"/>
+          <w:szCs w:val="26"/>
+        </w:rPr>
+        <w:t xml:space="preserve"> </w:t>
+      </w:r>
+      <w:r>
+        <w:rPr>
+          <w:rFonts w:ascii="Times New Roman" w:hAnsi="Times New Roman" w:cs="Times New Roman"/>
+          <w:b/>
+          <w:bCs/>
+          <w:sz w:val="26"/>
+          <w:szCs w:val="26"/>
+        </w:rPr>
+        <w:t>0</w:t>
+      </w:r>
+      <w:r>
+        <w:rPr>
+          <w:rFonts w:ascii="Times New Roman" w:hAnsi="Times New Roman" w:cs="Times New Roman"/>
+          <w:sz w:val="26"/>
+          <w:szCs w:val="26"/>
+        </w:rPr>
+        <w:t xml:space="preserve">, </w:t>
+      </w:r>
+      <w:r>
+        <w:rPr>
+          <w:rFonts w:ascii="Times New Roman" w:hAnsi="Times New Roman" w:cs="Times New Roman"/>
+          <w:b/>
+          <w:bCs/>
+          <w:sz w:val="26"/>
+          <w:szCs w:val="26"/>
+        </w:rPr>
+        <w:t>1</w:t>
+      </w:r>
+      <w:r>
+        <w:rPr>
+          <w:rFonts w:ascii="Times New Roman" w:hAnsi="Times New Roman" w:cs="Times New Roman"/>
+          <w:sz w:val="26"/>
+          <w:szCs w:val="26"/>
+        </w:rPr>
+        <w:t xml:space="preserve">, and </w:t>
+      </w:r>
+      <w:r>
+        <w:rPr>
+          <w:rFonts w:ascii="Times New Roman" w:hAnsi="Times New Roman" w:cs="Times New Roman"/>
+          <w:b/>
+          <w:bCs/>
+          <w:sz w:val="26"/>
+          <w:szCs w:val="26"/>
+        </w:rPr>
+        <w:t>2</w:t>
+      </w:r>
+      <w:r>
+        <w:rPr>
+          <w:rFonts w:ascii="Times New Roman" w:hAnsi="Times New Roman" w:cs="Times New Roman"/>
+          <w:sz w:val="26"/>
+          <w:szCs w:val="26"/>
+        </w:rPr>
+        <w:t xml:space="preserve"> from the tab10 colormap.</w:t>
+      </w:r>
+    </w:p>
+    <w:p>
+      <w:pPr>
+        <w:pStyle w:val="pdq2pgselectionanchorcontainer"/>
+        <w:rPr>
+          <w:b/>
+          <w:bCs/>
+          <w:sz w:val="26"/>
+          <w:szCs w:val="26"/>
+        </w:rPr>
+      </w:pPr>
+      <w:r>
+        <w:rPr>
+          <w:b/>
+          <w:bCs/>
+          <w:sz w:val="26"/>
+          <w:szCs w:val="26"/>
+        </w:rPr>
+        <w:t>Other popular colormaps include:</w:t>
+      </w:r>
+    </w:p>
+    <w:p>
+      <w:pPr>
+        <w:pStyle w:val="HTMLPreformatted"/>
+        <w:numPr>
+          <w:ilvl w:val="0"/>
+          <w:numId w:val="20"/>
+        </w:numPr>
+        <w:rPr>
+          <w:rFonts w:ascii="Times New Roman" w:hAnsi="Times New Roman" w:cs="Times New Roman"/>
+          <w:sz w:val="26"/>
+          <w:szCs w:val="26"/>
+        </w:rPr>
+      </w:pPr>
+      <w:r>
+        <w:rPr>
+          <w:rStyle w:val="m"/>
+          <w:rFonts w:ascii="Times New Roman" w:hAnsi="Times New Roman" w:cs="Times New Roman"/>
+          <w:sz w:val="26"/>
+          <w:szCs w:val="26"/>
+        </w:rPr>
+        <w:t>plt</w:t>
+      </w:r>
+      <w:r>
+        <w:rPr>
+          <w:rStyle w:val="g"/>
+          <w:rFonts w:ascii="Times New Roman" w:hAnsi="Times New Roman" w:cs="Times New Roman"/>
+          <w:sz w:val="26"/>
+          <w:szCs w:val="26"/>
+        </w:rPr>
+        <w:t>.</w:t>
+      </w:r>
+      <w:r>
+        <w:rPr>
+          <w:rStyle w:val="HTMLCode"/>
+          <w:rFonts w:ascii="Times New Roman" w:hAnsi="Times New Roman" w:cs="Times New Roman"/>
+          <w:sz w:val="26"/>
+          <w:szCs w:val="26"/>
+        </w:rPr>
+        <w:t>cm</w:t>
+      </w:r>
+      <w:r>
+        <w:rPr>
+          <w:rStyle w:val="g"/>
+          <w:rFonts w:ascii="Times New Roman" w:hAnsi="Times New Roman" w:cs="Times New Roman"/>
+          <w:sz w:val="26"/>
+          <w:szCs w:val="26"/>
+        </w:rPr>
+        <w:t>.</w:t>
+      </w:r>
+      <w:r>
+        <w:rPr>
+          <w:rStyle w:val="HTMLCode"/>
+          <w:rFonts w:ascii="Times New Roman" w:hAnsi="Times New Roman" w:cs="Times New Roman"/>
+          <w:sz w:val="26"/>
+          <w:szCs w:val="26"/>
+        </w:rPr>
+        <w:t>Set1</w:t>
+      </w:r>
+    </w:p>
+    <w:p>
+      <w:pPr>
+        <w:pStyle w:val="HTMLPreformatted"/>
+        <w:numPr>
+          <w:ilvl w:val="0"/>
+          <w:numId w:val="20"/>
+        </w:numPr>
+        <w:rPr>
+          <w:rFonts w:ascii="Times New Roman" w:hAnsi="Times New Roman" w:cs="Times New Roman"/>
+          <w:sz w:val="26"/>
+          <w:szCs w:val="26"/>
+        </w:rPr>
+      </w:pPr>
+      <w:r>
+        <w:rPr>
+          <w:rStyle w:val="m"/>
+          <w:rFonts w:ascii="Times New Roman" w:hAnsi="Times New Roman" w:cs="Times New Roman"/>
+          <w:sz w:val="26"/>
+          <w:szCs w:val="26"/>
+        </w:rPr>
+        <w:t>plt</w:t>
+      </w:r>
+      <w:r>
+        <w:rPr>
+          <w:rStyle w:val="g"/>
+          <w:rFonts w:ascii="Times New Roman" w:hAnsi="Times New Roman" w:cs="Times New Roman"/>
+          <w:sz w:val="26"/>
+          <w:szCs w:val="26"/>
+        </w:rPr>
+        <w:t>.</w:t>
+      </w:r>
+      <w:r>
+        <w:rPr>
+          <w:rStyle w:val="HTMLCode"/>
+          <w:rFonts w:ascii="Times New Roman" w:hAnsi="Times New Roman" w:cs="Times New Roman"/>
+          <w:sz w:val="26"/>
+          <w:szCs w:val="26"/>
+        </w:rPr>
+        <w:t>cm</w:t>
+      </w:r>
+      <w:r>
+        <w:rPr>
+          <w:rStyle w:val="g"/>
+          <w:rFonts w:ascii="Times New Roman" w:hAnsi="Times New Roman" w:cs="Times New Roman"/>
+          <w:sz w:val="26"/>
+          <w:szCs w:val="26"/>
+        </w:rPr>
+        <w:t>.</w:t>
+      </w:r>
+      <w:r>
+        <w:rPr>
+          <w:rStyle w:val="HTMLCode"/>
+          <w:rFonts w:ascii="Times New Roman" w:hAnsi="Times New Roman" w:cs="Times New Roman"/>
+          <w:sz w:val="26"/>
+          <w:szCs w:val="26"/>
+        </w:rPr>
+        <w:t>Set2</w:t>
+      </w:r>
+    </w:p>
+    <w:p>
+      <w:pPr>
+        <w:pStyle w:val="HTMLPreformatted"/>
+        <w:numPr>
+          <w:ilvl w:val="0"/>
+          <w:numId w:val="20"/>
+        </w:numPr>
+        <w:rPr>
+          <w:rFonts w:ascii="Times New Roman" w:hAnsi="Times New Roman" w:cs="Times New Roman"/>
+          <w:sz w:val="26"/>
+          <w:szCs w:val="26"/>
+        </w:rPr>
+      </w:pPr>
+      <w:r>
+        <w:rPr>
+          <w:rStyle w:val="m"/>
+          <w:rFonts w:ascii="Times New Roman" w:hAnsi="Times New Roman" w:cs="Times New Roman"/>
+          <w:sz w:val="26"/>
+          <w:szCs w:val="26"/>
+        </w:rPr>
+        <w:t>plt</w:t>
+      </w:r>
+      <w:r>
+        <w:rPr>
+          <w:rStyle w:val="g"/>
+          <w:rFonts w:ascii="Times New Roman" w:hAnsi="Times New Roman" w:cs="Times New Roman"/>
+          <w:sz w:val="26"/>
+          <w:szCs w:val="26"/>
+        </w:rPr>
+        <w:t>.</w:t>
+      </w:r>
+      <w:r>
+        <w:rPr>
+          <w:rStyle w:val="HTMLCode"/>
+          <w:rFonts w:ascii="Times New Roman" w:hAnsi="Times New Roman" w:cs="Times New Roman"/>
+          <w:sz w:val="26"/>
+          <w:szCs w:val="26"/>
+        </w:rPr>
+        <w:t>cm</w:t>
+      </w:r>
+      <w:r>
+        <w:rPr>
+          <w:rStyle w:val="g"/>
+          <w:rFonts w:ascii="Times New Roman" w:hAnsi="Times New Roman" w:cs="Times New Roman"/>
+          <w:sz w:val="26"/>
+          <w:szCs w:val="26"/>
+        </w:rPr>
+        <w:t>.</w:t>
+      </w:r>
+      <w:r>
+        <w:rPr>
+          <w:rStyle w:val="HTMLCode"/>
+          <w:rFonts w:ascii="Times New Roman" w:hAnsi="Times New Roman" w:cs="Times New Roman"/>
+          <w:sz w:val="26"/>
+          <w:szCs w:val="26"/>
+        </w:rPr>
+        <w:t>Set3</w:t>
+      </w:r>
+    </w:p>
+    <w:p>
+      <w:pPr>
+        <w:pStyle w:val="HTMLPreformatted"/>
+        <w:numPr>
+          <w:ilvl w:val="0"/>
+          <w:numId w:val="20"/>
+        </w:numPr>
+        <w:rPr>
+          <w:rFonts w:ascii="Times New Roman" w:hAnsi="Times New Roman" w:cs="Times New Roman"/>
+          <w:sz w:val="26"/>
+          <w:szCs w:val="26"/>
+        </w:rPr>
+      </w:pPr>
+      <w:r>
+        <w:rPr>
+          <w:rStyle w:val="m"/>
+          <w:rFonts w:ascii="Times New Roman" w:hAnsi="Times New Roman" w:cs="Times New Roman"/>
+          <w:sz w:val="26"/>
+          <w:szCs w:val="26"/>
+        </w:rPr>
+        <w:lastRenderedPageBreak/>
+        <w:t>plt</w:t>
+      </w:r>
+      <w:r>
+        <w:rPr>
+          <w:rStyle w:val="g"/>
+          <w:rFonts w:ascii="Times New Roman" w:hAnsi="Times New Roman" w:cs="Times New Roman"/>
+          <w:sz w:val="26"/>
+          <w:szCs w:val="26"/>
+        </w:rPr>
+        <w:t>.</w:t>
+      </w:r>
+      <w:r>
+        <w:rPr>
+          <w:rStyle w:val="HTMLCode"/>
+          <w:rFonts w:ascii="Times New Roman" w:hAnsi="Times New Roman" w:cs="Times New Roman"/>
+          <w:sz w:val="26"/>
+          <w:szCs w:val="26"/>
+        </w:rPr>
+        <w:t>cm</w:t>
+      </w:r>
+      <w:r>
+        <w:rPr>
+          <w:rStyle w:val="g"/>
+          <w:rFonts w:ascii="Times New Roman" w:hAnsi="Times New Roman" w:cs="Times New Roman"/>
+          <w:sz w:val="26"/>
+          <w:szCs w:val="26"/>
+        </w:rPr>
+        <w:t>.</w:t>
+      </w:r>
+      <w:r>
+        <w:rPr>
+          <w:rStyle w:val="HTMLCode"/>
+          <w:rFonts w:ascii="Times New Roman" w:hAnsi="Times New Roman" w:cs="Times New Roman"/>
+          <w:sz w:val="26"/>
+          <w:szCs w:val="26"/>
+        </w:rPr>
+        <w:t>Pastel1</w:t>
+      </w:r>
+    </w:p>
+    <w:p>
+      <w:pPr>
+        <w:pStyle w:val="HTMLPreformatted"/>
+        <w:numPr>
+          <w:ilvl w:val="0"/>
+          <w:numId w:val="20"/>
+        </w:numPr>
+        <w:rPr>
+          <w:rFonts w:ascii="Times New Roman" w:hAnsi="Times New Roman" w:cs="Times New Roman"/>
+          <w:sz w:val="26"/>
+          <w:szCs w:val="26"/>
+        </w:rPr>
+      </w:pPr>
+      <w:r>
+        <w:rPr>
+          <w:rStyle w:val="m"/>
+          <w:rFonts w:ascii="Times New Roman" w:hAnsi="Times New Roman" w:cs="Times New Roman"/>
+          <w:sz w:val="26"/>
+          <w:szCs w:val="26"/>
+        </w:rPr>
+        <w:t>plt</w:t>
+      </w:r>
+      <w:r>
+        <w:rPr>
+          <w:rStyle w:val="g"/>
+          <w:rFonts w:ascii="Times New Roman" w:hAnsi="Times New Roman" w:cs="Times New Roman"/>
+          <w:sz w:val="26"/>
+          <w:szCs w:val="26"/>
+        </w:rPr>
+        <w:t>.</w:t>
+      </w:r>
+      <w:r>
+        <w:rPr>
+          <w:rStyle w:val="HTMLCode"/>
+          <w:rFonts w:ascii="Times New Roman" w:hAnsi="Times New Roman" w:cs="Times New Roman"/>
+          <w:sz w:val="26"/>
+          <w:szCs w:val="26"/>
+        </w:rPr>
+        <w:t>cm</w:t>
+      </w:r>
+      <w:r>
+        <w:rPr>
+          <w:rStyle w:val="g"/>
+          <w:rFonts w:ascii="Times New Roman" w:hAnsi="Times New Roman" w:cs="Times New Roman"/>
+          <w:sz w:val="26"/>
+          <w:szCs w:val="26"/>
+        </w:rPr>
+        <w:t>.</w:t>
+      </w:r>
+      <w:r>
+        <w:rPr>
+          <w:rStyle w:val="HTMLCode"/>
+          <w:rFonts w:ascii="Times New Roman" w:hAnsi="Times New Roman" w:cs="Times New Roman"/>
+          <w:sz w:val="26"/>
+          <w:szCs w:val="26"/>
+        </w:rPr>
+        <w:t>Dark2</w:t>
+      </w:r>
+    </w:p>
+    <w:p>
+      <w:pPr>
+        <w:pStyle w:val="HTMLPreformatted"/>
+        <w:numPr>
+          <w:ilvl w:val="0"/>
+          <w:numId w:val="20"/>
+        </w:numPr>
+        <w:rPr>
+          <w:rFonts w:ascii="Times New Roman" w:hAnsi="Times New Roman" w:cs="Times New Roman"/>
+          <w:sz w:val="26"/>
+          <w:szCs w:val="26"/>
+        </w:rPr>
+      </w:pPr>
+      <w:proofErr w:type="spellStart"/>
+      <w:r>
+        <w:rPr>
+          <w:rStyle w:val="m"/>
+          <w:rFonts w:ascii="Times New Roman" w:hAnsi="Times New Roman" w:cs="Times New Roman"/>
+          <w:sz w:val="26"/>
+          <w:szCs w:val="26"/>
+        </w:rPr>
+        <w:t>plt</w:t>
+      </w:r>
+      <w:r>
+        <w:rPr>
+          <w:rStyle w:val="g"/>
+          <w:rFonts w:ascii="Times New Roman" w:hAnsi="Times New Roman" w:cs="Times New Roman"/>
+          <w:sz w:val="26"/>
+          <w:szCs w:val="26"/>
+        </w:rPr>
+        <w:t>.</w:t>
+      </w:r>
+      <w:r>
+        <w:rPr>
+          <w:rStyle w:val="HTMLCode"/>
+          <w:rFonts w:ascii="Times New Roman" w:hAnsi="Times New Roman" w:cs="Times New Roman"/>
+          <w:sz w:val="26"/>
+          <w:szCs w:val="26"/>
+        </w:rPr>
+        <w:t>cm</w:t>
+      </w:r>
+      <w:r>
+        <w:rPr>
+          <w:rStyle w:val="g"/>
+          <w:rFonts w:ascii="Times New Roman" w:hAnsi="Times New Roman" w:cs="Times New Roman"/>
+          <w:sz w:val="26"/>
+          <w:szCs w:val="26"/>
+        </w:rPr>
+        <w:t>.</w:t>
+      </w:r>
+      <w:r>
+        <w:rPr>
+          <w:rStyle w:val="HTMLCode"/>
+          <w:rFonts w:ascii="Times New Roman" w:hAnsi="Times New Roman" w:cs="Times New Roman"/>
+          <w:sz w:val="26"/>
+          <w:szCs w:val="26"/>
+        </w:rPr>
+        <w:t>Accent</w:t>
+      </w:r>
+      <w:proofErr w:type="spellEnd"/>
     </w:p>
     <w:p>
       <w:pPr>
@@ -7914,6 +8828,119 @@
     </w:lvl>
   </w:abstractNum>
   <w:abstractNum w:abstractNumId="8" w15:restartNumberingAfterBreak="0">
+    <w:nsid w:val="22E018AA"/>
+    <w:multiLevelType w:val="hybridMultilevel"/>
+    <w:tmpl w:val="C8F61B6A"/>
+    <w:lvl w:ilvl="0" w:tplc="40090001">
+      <w:start w:val="1"/>
+      <w:numFmt w:val="bullet"/>
+      <w:lvlText w:val=""/>
+      <w:lvlJc w:val="left"/>
+      <w:pPr>
+        <w:ind w:left="720" w:hanging="360"/>
+      </w:pPr>
+      <w:rPr>
+        <w:rFonts w:ascii="Symbol" w:hAnsi="Symbol" w:hint="default"/>
+      </w:rPr>
+    </w:lvl>
+    <w:lvl w:ilvl="1" w:tplc="40090003" w:tentative="1">
+      <w:start w:val="1"/>
+      <w:numFmt w:val="bullet"/>
+      <w:lvlText w:val="o"/>
+      <w:lvlJc w:val="left"/>
+      <w:pPr>
+        <w:ind w:left="1440" w:hanging="360"/>
+      </w:pPr>
+      <w:rPr>
+        <w:rFonts w:ascii="Courier New" w:hAnsi="Courier New" w:cs="Courier New" w:hint="default"/>
+      </w:rPr>
+    </w:lvl>
+    <w:lvl w:ilvl="2" w:tplc="40090005" w:tentative="1">
+      <w:start w:val="1"/>
+      <w:numFmt w:val="bullet"/>
+      <w:lvlText w:val=""/>
+      <w:lvlJc w:val="left"/>
+      <w:pPr>
+        <w:ind w:left="2160" w:hanging="360"/>
+      </w:pPr>
+      <w:rPr>
+        <w:rFonts w:ascii="Wingdings" w:hAnsi="Wingdings" w:hint="default"/>
+      </w:rPr>
+    </w:lvl>
+    <w:lvl w:ilvl="3" w:tplc="40090001" w:tentative="1">
+      <w:start w:val="1"/>
+      <w:numFmt w:val="bullet"/>
+      <w:lvlText w:val=""/>
+      <w:lvlJc w:val="left"/>
+      <w:pPr>
+        <w:ind w:left="2880" w:hanging="360"/>
+      </w:pPr>
+      <w:rPr>
+        <w:rFonts w:ascii="Symbol" w:hAnsi="Symbol" w:hint="default"/>
+      </w:rPr>
+    </w:lvl>
+    <w:lvl w:ilvl="4" w:tplc="40090003" w:tentative="1">
+      <w:start w:val="1"/>
+      <w:numFmt w:val="bullet"/>
+      <w:lvlText w:val="o"/>
+      <w:lvlJc w:val="left"/>
+      <w:pPr>
+        <w:ind w:left="3600" w:hanging="360"/>
+      </w:pPr>
+      <w:rPr>
+        <w:rFonts w:ascii="Courier New" w:hAnsi="Courier New" w:cs="Courier New" w:hint="default"/>
+      </w:rPr>
+    </w:lvl>
+    <w:lvl w:ilvl="5" w:tplc="40090005" w:tentative="1">
+      <w:start w:val="1"/>
+      <w:numFmt w:val="bullet"/>
+      <w:lvlText w:val=""/>
+      <w:lvlJc w:val="left"/>
+      <w:pPr>
+        <w:ind w:left="4320" w:hanging="360"/>
+      </w:pPr>
+      <w:rPr>
+        <w:rFonts w:ascii="Wingdings" w:hAnsi="Wingdings" w:hint="default"/>
+      </w:rPr>
+    </w:lvl>
+    <w:lvl w:ilvl="6" w:tplc="40090001" w:tentative="1">
+      <w:start w:val="1"/>
+      <w:numFmt w:val="bullet"/>
+      <w:lvlText w:val=""/>
+      <w:lvlJc w:val="left"/>
+      <w:pPr>
+        <w:ind w:left="5040" w:hanging="360"/>
+      </w:pPr>
+      <w:rPr>
+        <w:rFonts w:ascii="Symbol" w:hAnsi="Symbol" w:hint="default"/>
+      </w:rPr>
+    </w:lvl>
+    <w:lvl w:ilvl="7" w:tplc="40090003" w:tentative="1">
+      <w:start w:val="1"/>
+      <w:numFmt w:val="bullet"/>
+      <w:lvlText w:val="o"/>
+      <w:lvlJc w:val="left"/>
+      <w:pPr>
+        <w:ind w:left="5760" w:hanging="360"/>
+      </w:pPr>
+      <w:rPr>
+        <w:rFonts w:ascii="Courier New" w:hAnsi="Courier New" w:cs="Courier New" w:hint="default"/>
+      </w:rPr>
+    </w:lvl>
+    <w:lvl w:ilvl="8" w:tplc="40090005" w:tentative="1">
+      <w:start w:val="1"/>
+      <w:numFmt w:val="bullet"/>
+      <w:lvlText w:val=""/>
+      <w:lvlJc w:val="left"/>
+      <w:pPr>
+        <w:ind w:left="6480" w:hanging="360"/>
+      </w:pPr>
+      <w:rPr>
+        <w:rFonts w:ascii="Wingdings" w:hAnsi="Wingdings" w:hint="default"/>
+      </w:rPr>
+    </w:lvl>
+  </w:abstractNum>
+  <w:abstractNum w:abstractNumId="9" w15:restartNumberingAfterBreak="0">
     <w:nsid w:val="22E73EF0"/>
     <w:multiLevelType w:val="multilevel"/>
     <w:tmpl w:val="7D3AC004"/>
@@ -8062,7 +9089,7 @@
       </w:rPr>
     </w:lvl>
   </w:abstractNum>
-  <w:abstractNum w:abstractNumId="9" w15:restartNumberingAfterBreak="0">
+  <w:abstractNum w:abstractNumId="10" w15:restartNumberingAfterBreak="0">
     <w:nsid w:val="2BFA5889"/>
     <w:multiLevelType w:val="multilevel"/>
     <w:tmpl w:val="6C883CBA"/>
@@ -8175,7 +9202,7 @@
       </w:pPr>
     </w:lvl>
   </w:abstractNum>
-  <w:abstractNum w:abstractNumId="10" w15:restartNumberingAfterBreak="0">
+  <w:abstractNum w:abstractNumId="11" w15:restartNumberingAfterBreak="0">
     <w:nsid w:val="2E3561E0"/>
     <w:multiLevelType w:val="multilevel"/>
     <w:tmpl w:val="1FA44776"/>
@@ -8324,7 +9351,7 @@
       </w:rPr>
     </w:lvl>
   </w:abstractNum>
-  <w:abstractNum w:abstractNumId="11" w15:restartNumberingAfterBreak="0">
+  <w:abstractNum w:abstractNumId="12" w15:restartNumberingAfterBreak="0">
     <w:nsid w:val="33EA4C83"/>
     <w:multiLevelType w:val="multilevel"/>
     <w:tmpl w:val="1F32482E"/>
@@ -8473,7 +9500,7 @@
       </w:rPr>
     </w:lvl>
   </w:abstractNum>
-  <w:abstractNum w:abstractNumId="12" w15:restartNumberingAfterBreak="0">
+  <w:abstractNum w:abstractNumId="13" w15:restartNumberingAfterBreak="0">
     <w:nsid w:val="36715EA3"/>
     <w:multiLevelType w:val="multilevel"/>
     <w:tmpl w:val="FAB6AA26"/>
@@ -8622,7 +9649,7 @@
       </w:rPr>
     </w:lvl>
   </w:abstractNum>
-  <w:abstractNum w:abstractNumId="13" w15:restartNumberingAfterBreak="0">
+  <w:abstractNum w:abstractNumId="14" w15:restartNumberingAfterBreak="0">
     <w:nsid w:val="3A7C54D0"/>
     <w:multiLevelType w:val="multilevel"/>
     <w:tmpl w:val="E926E1C6"/>
@@ -8771,7 +9798,7 @@
       </w:rPr>
     </w:lvl>
   </w:abstractNum>
-  <w:abstractNum w:abstractNumId="14" w15:restartNumberingAfterBreak="0">
+  <w:abstractNum w:abstractNumId="15" w15:restartNumberingAfterBreak="0">
     <w:nsid w:val="418E1E10"/>
     <w:multiLevelType w:val="multilevel"/>
     <w:tmpl w:val="FAB6AA26"/>
@@ -8920,7 +9947,7 @@
       </w:rPr>
     </w:lvl>
   </w:abstractNum>
-  <w:abstractNum w:abstractNumId="15" w15:restartNumberingAfterBreak="0">
+  <w:abstractNum w:abstractNumId="16" w15:restartNumberingAfterBreak="0">
     <w:nsid w:val="615C4665"/>
     <w:multiLevelType w:val="multilevel"/>
     <w:tmpl w:val="FAB6AA26"/>
@@ -9069,7 +10096,120 @@
       </w:rPr>
     </w:lvl>
   </w:abstractNum>
-  <w:abstractNum w:abstractNumId="16" w15:restartNumberingAfterBreak="0">
+  <w:abstractNum w:abstractNumId="17" w15:restartNumberingAfterBreak="0">
+    <w:nsid w:val="68DC1F26"/>
+    <w:multiLevelType w:val="hybridMultilevel"/>
+    <w:tmpl w:val="4A86816E"/>
+    <w:lvl w:ilvl="0" w:tplc="40090001">
+      <w:start w:val="1"/>
+      <w:numFmt w:val="bullet"/>
+      <w:lvlText w:val=""/>
+      <w:lvlJc w:val="left"/>
+      <w:pPr>
+        <w:ind w:left="720" w:hanging="360"/>
+      </w:pPr>
+      <w:rPr>
+        <w:rFonts w:ascii="Symbol" w:hAnsi="Symbol" w:hint="default"/>
+      </w:rPr>
+    </w:lvl>
+    <w:lvl w:ilvl="1" w:tplc="40090003" w:tentative="1">
+      <w:start w:val="1"/>
+      <w:numFmt w:val="bullet"/>
+      <w:lvlText w:val="o"/>
+      <w:lvlJc w:val="left"/>
+      <w:pPr>
+        <w:ind w:left="1440" w:hanging="360"/>
+      </w:pPr>
+      <w:rPr>
+        <w:rFonts w:ascii="Courier New" w:hAnsi="Courier New" w:cs="Courier New" w:hint="default"/>
+      </w:rPr>
+    </w:lvl>
+    <w:lvl w:ilvl="2" w:tplc="40090005" w:tentative="1">
+      <w:start w:val="1"/>
+      <w:numFmt w:val="bullet"/>
+      <w:lvlText w:val=""/>
+      <w:lvlJc w:val="left"/>
+      <w:pPr>
+        <w:ind w:left="2160" w:hanging="360"/>
+      </w:pPr>
+      <w:rPr>
+        <w:rFonts w:ascii="Wingdings" w:hAnsi="Wingdings" w:hint="default"/>
+      </w:rPr>
+    </w:lvl>
+    <w:lvl w:ilvl="3" w:tplc="40090001" w:tentative="1">
+      <w:start w:val="1"/>
+      <w:numFmt w:val="bullet"/>
+      <w:lvlText w:val=""/>
+      <w:lvlJc w:val="left"/>
+      <w:pPr>
+        <w:ind w:left="2880" w:hanging="360"/>
+      </w:pPr>
+      <w:rPr>
+        <w:rFonts w:ascii="Symbol" w:hAnsi="Symbol" w:hint="default"/>
+      </w:rPr>
+    </w:lvl>
+    <w:lvl w:ilvl="4" w:tplc="40090003" w:tentative="1">
+      <w:start w:val="1"/>
+      <w:numFmt w:val="bullet"/>
+      <w:lvlText w:val="o"/>
+      <w:lvlJc w:val="left"/>
+      <w:pPr>
+        <w:ind w:left="3600" w:hanging="360"/>
+      </w:pPr>
+      <w:rPr>
+        <w:rFonts w:ascii="Courier New" w:hAnsi="Courier New" w:cs="Courier New" w:hint="default"/>
+      </w:rPr>
+    </w:lvl>
+    <w:lvl w:ilvl="5" w:tplc="40090005" w:tentative="1">
+      <w:start w:val="1"/>
+      <w:numFmt w:val="bullet"/>
+      <w:lvlText w:val=""/>
+      <w:lvlJc w:val="left"/>
+      <w:pPr>
+        <w:ind w:left="4320" w:hanging="360"/>
+      </w:pPr>
+      <w:rPr>
+        <w:rFonts w:ascii="Wingdings" w:hAnsi="Wingdings" w:hint="default"/>
+      </w:rPr>
+    </w:lvl>
+    <w:lvl w:ilvl="6" w:tplc="40090001" w:tentative="1">
+      <w:start w:val="1"/>
+      <w:numFmt w:val="bullet"/>
+      <w:lvlText w:val=""/>
+      <w:lvlJc w:val="left"/>
+      <w:pPr>
+        <w:ind w:left="5040" w:hanging="360"/>
+      </w:pPr>
+      <w:rPr>
+        <w:rFonts w:ascii="Symbol" w:hAnsi="Symbol" w:hint="default"/>
+      </w:rPr>
+    </w:lvl>
+    <w:lvl w:ilvl="7" w:tplc="40090003" w:tentative="1">
+      <w:start w:val="1"/>
+      <w:numFmt w:val="bullet"/>
+      <w:lvlText w:val="o"/>
+      <w:lvlJc w:val="left"/>
+      <w:pPr>
+        <w:ind w:left="5760" w:hanging="360"/>
+      </w:pPr>
+      <w:rPr>
+        <w:rFonts w:ascii="Courier New" w:hAnsi="Courier New" w:cs="Courier New" w:hint="default"/>
+      </w:rPr>
+    </w:lvl>
+    <w:lvl w:ilvl="8" w:tplc="40090005" w:tentative="1">
+      <w:start w:val="1"/>
+      <w:numFmt w:val="bullet"/>
+      <w:lvlText w:val=""/>
+      <w:lvlJc w:val="left"/>
+      <w:pPr>
+        <w:ind w:left="6480" w:hanging="360"/>
+      </w:pPr>
+      <w:rPr>
+        <w:rFonts w:ascii="Wingdings" w:hAnsi="Wingdings" w:hint="default"/>
+      </w:rPr>
+    </w:lvl>
+  </w:abstractNum>
+  <w:abstractNum w:abstractNumId="18" w15:restartNumberingAfterBreak="0">
     <w:nsid w:val="70A7148D"/>
     <w:multiLevelType w:val="multilevel"/>
     <w:tmpl w:val="FAB6AA26"/>
@@ -9218,7 +10358,7 @@
       </w:rPr>
     </w:lvl>
   </w:abstractNum>
-  <w:abstractNum w:abstractNumId="17" w15:restartNumberingAfterBreak="0">
+  <w:abstractNum w:abstractNumId="19" w15:restartNumberingAfterBreak="0">
     <w:nsid w:val="7A90289C"/>
     <w:multiLevelType w:val="multilevel"/>
     <w:tmpl w:val="66B4656E"/>
@@ -9368,37 +10508,37 @@
     </w:lvl>
   </w:abstractNum>
   <w:num w:numId="1" w16cid:durableId="2117216678">
-    <w:abstractNumId w:val="8"/>
+    <w:abstractNumId w:val="9"/>
   </w:num>
   <w:num w:numId="2" w16cid:durableId="668873282">
     <w:abstractNumId w:val="3"/>
   </w:num>
   <w:num w:numId="3" w16cid:durableId="1916744857">
-    <w:abstractNumId w:val="14"/>
+    <w:abstractNumId w:val="15"/>
   </w:num>
   <w:num w:numId="4" w16cid:durableId="1132868747">
-    <w:abstractNumId w:val="11"/>
+    <w:abstractNumId w:val="12"/>
   </w:num>
   <w:num w:numId="5" w16cid:durableId="504900114">
     <w:abstractNumId w:val="1"/>
   </w:num>
   <w:num w:numId="6" w16cid:durableId="1251543594">
-    <w:abstractNumId w:val="17"/>
+    <w:abstractNumId w:val="19"/>
   </w:num>
   <w:num w:numId="7" w16cid:durableId="262301642">
     <w:abstractNumId w:val="4"/>
   </w:num>
   <w:num w:numId="8" w16cid:durableId="352651827">
-    <w:abstractNumId w:val="13"/>
+    <w:abstractNumId w:val="14"/>
   </w:num>
   <w:num w:numId="9" w16cid:durableId="2108384153">
-    <w:abstractNumId w:val="10"/>
+    <w:abstractNumId w:val="11"/>
   </w:num>
   <w:num w:numId="10" w16cid:durableId="739868632">
-    <w:abstractNumId w:val="16"/>
+    <w:abstractNumId w:val="18"/>
   </w:num>
   <w:num w:numId="11" w16cid:durableId="1690447659">
-    <w:abstractNumId w:val="15"/>
+    <w:abstractNumId w:val="16"/>
   </w:num>
   <w:num w:numId="12" w16cid:durableId="2059232735">
     <w:abstractNumId w:val="7"/>
@@ -9407,7 +10547,7 @@
     <w:abstractNumId w:val="0"/>
   </w:num>
   <w:num w:numId="14" w16cid:durableId="246118924">
-    <w:abstractNumId w:val="9"/>
+    <w:abstractNumId w:val="10"/>
   </w:num>
   <w:num w:numId="15" w16cid:durableId="212695313">
     <w:abstractNumId w:val="2"/>
@@ -9419,7 +10559,13 @@
     <w:abstractNumId w:val="5"/>
   </w:num>
   <w:num w:numId="18" w16cid:durableId="1727141350">
-    <w:abstractNumId w:val="12"/>
+    <w:abstractNumId w:val="13"/>
+  </w:num>
+  <w:num w:numId="19" w16cid:durableId="1413165580">
+    <w:abstractNumId w:val="8"/>
+  </w:num>
+  <w:num w:numId="20" w16cid:durableId="1636259054">
+    <w:abstractNumId w:val="17"/>
   </w:num>
 </w:numbering>
 </file>
